--- a/Full_Report_FR.docx
+++ b/Full_Report_FR.docx
@@ -1,6 +1,6 @@
 
 <file path=word/document.xml><?xml version="1.0" encoding="utf-8"?>
-<w:document xmlns:wpc="http://schemas.microsoft.com/office/word/2010/wordprocessingCanvas" xmlns:cx="http://schemas.microsoft.com/office/drawing/2014/chartex" xmlns:cx1="http://schemas.microsoft.com/office/drawing/2015/9/8/chartex" xmlns:cx2="http://schemas.microsoft.com/office/drawing/2015/10/21/chartex" xmlns:cx3="http://schemas.microsoft.com/office/drawing/2016/5/9/chartex" xmlns:cx4="http://schemas.microsoft.com/office/drawing/2016/5/10/chartex" xmlns:cx5="http://schemas.microsoft.com/office/drawing/2016/5/11/chartex" xmlns:cx6="http://schemas.microsoft.com/office/drawing/2016/5/12/chartex" xmlns:cx7="http://schemas.microsoft.com/office/drawing/2016/5/13/chartex" xmlns:cx8="http://schemas.microsoft.com/office/drawing/2016/5/14/chartex" xmlns:mc="http://schemas.openxmlformats.org/markup-compatibility/2006" xmlns:aink="http://schemas.microsoft.com/office/drawing/2016/ink" xmlns:am3d="http://schemas.microsoft.com/office/drawing/2017/model3d" xmlns:o="urn:schemas-microsoft-com:office:office" xmlns:oel="http://schemas.microsoft.com/office/2019/extlst" xmlns:r="http://schemas.openxmlformats.org/officeDocument/2006/relationships" xmlns:m="http://schemas.openxmlformats.org/officeDocument/2006/math" xmlns:v="urn:schemas-microsoft-com:vml" xmlns:wp14="http://schemas.microsoft.com/office/word/2010/wordprocessingDrawing" xmlns:wp="http://schemas.openxmlformats.org/drawingml/2006/wordprocessingDrawing" xmlns:w10="urn:schemas-microsoft-com:office:word" xmlns:w="http://schemas.openxmlformats.org/wordprocessingml/2006/main" xmlns:w14="http://schemas.microsoft.com/office/word/2010/wordml" xmlns:w15="http://schemas.microsoft.com/office/word/2012/wordml" xmlns:w16cex="http://schemas.microsoft.com/office/word/2018/wordml/cex" xmlns:w16cid="http://schemas.microsoft.com/office/word/2016/wordml/cid" xmlns:w16="http://schemas.microsoft.com/office/word/2018/wordml" xmlns:w16sdtdh="http://schemas.microsoft.com/office/word/2020/wordml/sdtdatahash" xmlns:w16se="http://schemas.microsoft.com/office/word/2015/wordml/symex" xmlns:wpg="http://schemas.microsoft.com/office/word/2010/wordprocessingGroup" xmlns:wpi="http://schemas.microsoft.com/office/word/2010/wordprocessingInk" xmlns:wne="http://schemas.microsoft.com/office/word/2006/wordml" xmlns:wps="http://schemas.microsoft.com/office/word/2010/wordprocessingShape" mc:Ignorable="w14 w15 w16se w16cid w16 w16cex w16sdtdh wp14">
+<w:document xmlns:wpc="http://schemas.microsoft.com/office/word/2010/wordprocessingCanvas" xmlns:cx="http://schemas.microsoft.com/office/drawing/2014/chartex" xmlns:cx1="http://schemas.microsoft.com/office/drawing/2015/9/8/chartex" xmlns:cx2="http://schemas.microsoft.com/office/drawing/2015/10/21/chartex" xmlns:cx3="http://schemas.microsoft.com/office/drawing/2016/5/9/chartex" xmlns:cx4="http://schemas.microsoft.com/office/drawing/2016/5/10/chartex" xmlns:cx5="http://schemas.microsoft.com/office/drawing/2016/5/11/chartex" xmlns:cx6="http://schemas.microsoft.com/office/drawing/2016/5/12/chartex" xmlns:cx7="http://schemas.microsoft.com/office/drawing/2016/5/13/chartex" xmlns:cx8="http://schemas.microsoft.com/office/drawing/2016/5/14/chartex" xmlns:mc="http://schemas.openxmlformats.org/markup-compatibility/2006" xmlns:aink="http://schemas.microsoft.com/office/drawing/2016/ink" xmlns:am3d="http://schemas.microsoft.com/office/drawing/2017/model3d" xmlns:o="urn:schemas-microsoft-com:office:office" xmlns:oel="http://schemas.microsoft.com/office/2019/extlst" xmlns:r="http://schemas.openxmlformats.org/officeDocument/2006/relationships" xmlns:m="http://schemas.openxmlformats.org/officeDocument/2006/math" xmlns:v="urn:schemas-microsoft-com:vml" xmlns:wp14="http://schemas.microsoft.com/office/word/2010/wordprocessingDrawing" xmlns:wp="http://schemas.openxmlformats.org/drawingml/2006/wordprocessingDrawing" xmlns:w10="urn:schemas-microsoft-com:office:word" xmlns:w="http://schemas.openxmlformats.org/wordprocessingml/2006/main" xmlns:w14="http://schemas.microsoft.com/office/word/2010/wordml" xmlns:w15="http://schemas.microsoft.com/office/word/2012/wordml" xmlns:w16cex="http://schemas.microsoft.com/office/word/2018/wordml/cex" xmlns:w16cid="http://schemas.microsoft.com/office/word/2016/wordml/cid" xmlns:w16="http://schemas.microsoft.com/office/word/2018/wordml" xmlns:w16du="http://schemas.microsoft.com/office/word/2023/wordml/word16du" xmlns:w16sdtdh="http://schemas.microsoft.com/office/word/2020/wordml/sdtdatahash" xmlns:w16sdtfl="http://schemas.microsoft.com/office/word/2024/wordml/sdtformatlock" xmlns:w16se="http://schemas.microsoft.com/office/word/2015/wordml/symex" xmlns:wpg="http://schemas.microsoft.com/office/word/2010/wordprocessingGroup" xmlns:wpi="http://schemas.microsoft.com/office/word/2010/wordprocessingInk" xmlns:wne="http://schemas.microsoft.com/office/word/2006/wordml" xmlns:wps="http://schemas.microsoft.com/office/word/2010/wordprocessingShape" mc:Ignorable="w14 w15 w16se w16cid w16 w16cex w16sdtdh w16sdtfl w16du wp14">
   <w:body>
     <w:p>
       <w:pPr>
@@ -788,7 +788,6 @@
               <w:bottom w:val="nil"/>
               <w:right w:val="nil"/>
             </w:tcBorders>
-            <w:shd w:val="clear" w:color="auto" w:fill="auto"/>
             <w:hideMark/>
           </w:tcPr>
           <w:p>
@@ -835,8 +834,6 @@
               <w:bottom w:val="nil"/>
               <w:right w:val="nil"/>
             </w:tcBorders>
-            <w:shd w:val="clear" w:color="auto" w:fill="auto"/>
-            <w:hideMark/>
           </w:tcPr>
           <w:p>
             <w:pPr>
@@ -850,27 +847,6 @@
                 <w14:ligatures w14:val="none"/>
               </w:rPr>
             </w:pPr>
-            <w:r>
-              <w:rPr>
-                <w:rFonts w:ascii="Times New Roman" w:eastAsia="Times New Roman" w:hAnsi="Times New Roman" w:cs="Times New Roman"/>
-                <w:kern w:val="0"/>
-                <w:sz w:val="31"/>
-                <w:szCs w:val="31"/>
-                <w:lang w:val="fr-CA"/>
-                <w14:ligatures w14:val="none"/>
-              </w:rPr>
-              <w:t>No d’étudiant :</w:t>
-            </w:r>
-            <w:r>
-              <w:rPr>
-                <w:rFonts w:ascii="Times New Roman" w:eastAsia="Times New Roman" w:hAnsi="Times New Roman" w:cs="Times New Roman"/>
-                <w:kern w:val="0"/>
-                <w:sz w:val="31"/>
-                <w:szCs w:val="31"/>
-                <w14:ligatures w14:val="none"/>
-              </w:rPr>
-              <w:t> </w:t>
-            </w:r>
           </w:p>
         </w:tc>
       </w:tr>
@@ -887,7 +863,6 @@
               <w:bottom w:val="nil"/>
               <w:right w:val="nil"/>
             </w:tcBorders>
-            <w:shd w:val="clear" w:color="auto" w:fill="auto"/>
             <w:hideMark/>
           </w:tcPr>
           <w:p>
@@ -934,8 +909,6 @@
               <w:bottom w:val="nil"/>
               <w:right w:val="nil"/>
             </w:tcBorders>
-            <w:shd w:val="clear" w:color="auto" w:fill="auto"/>
-            <w:hideMark/>
           </w:tcPr>
           <w:p>
             <w:pPr>
@@ -949,27 +922,6 @@
                 <w14:ligatures w14:val="none"/>
               </w:rPr>
             </w:pPr>
-            <w:r>
-              <w:rPr>
-                <w:rFonts w:ascii="Times New Roman" w:eastAsia="Times New Roman" w:hAnsi="Times New Roman" w:cs="Times New Roman"/>
-                <w:kern w:val="0"/>
-                <w:sz w:val="31"/>
-                <w:szCs w:val="31"/>
-                <w:lang w:val="fr-CA"/>
-                <w14:ligatures w14:val="none"/>
-              </w:rPr>
-              <w:t>0300237500</w:t>
-            </w:r>
-            <w:r>
-              <w:rPr>
-                <w:rFonts w:ascii="Times New Roman" w:eastAsia="Times New Roman" w:hAnsi="Times New Roman" w:cs="Times New Roman"/>
-                <w:kern w:val="0"/>
-                <w:sz w:val="31"/>
-                <w:szCs w:val="31"/>
-                <w14:ligatures w14:val="none"/>
-              </w:rPr>
-              <w:t> </w:t>
-            </w:r>
           </w:p>
         </w:tc>
       </w:tr>
@@ -986,7 +938,6 @@
               <w:bottom w:val="nil"/>
               <w:right w:val="nil"/>
             </w:tcBorders>
-            <w:shd w:val="clear" w:color="auto" w:fill="auto"/>
             <w:hideMark/>
           </w:tcPr>
           <w:p>
@@ -1033,8 +984,6 @@
               <w:bottom w:val="nil"/>
               <w:right w:val="nil"/>
             </w:tcBorders>
-            <w:shd w:val="clear" w:color="auto" w:fill="auto"/>
-            <w:hideMark/>
           </w:tcPr>
           <w:p>
             <w:pPr>
@@ -1048,27 +997,6 @@
                 <w14:ligatures w14:val="none"/>
               </w:rPr>
             </w:pPr>
-            <w:r>
-              <w:rPr>
-                <w:rFonts w:ascii="Times New Roman" w:eastAsia="Times New Roman" w:hAnsi="Times New Roman" w:cs="Times New Roman"/>
-                <w:kern w:val="0"/>
-                <w:sz w:val="31"/>
-                <w:szCs w:val="31"/>
-                <w:lang w:val="fr-CA"/>
-                <w14:ligatures w14:val="none"/>
-              </w:rPr>
-              <w:t>0300236671</w:t>
-            </w:r>
-            <w:r>
-              <w:rPr>
-                <w:rFonts w:ascii="Times New Roman" w:eastAsia="Times New Roman" w:hAnsi="Times New Roman" w:cs="Times New Roman"/>
-                <w:kern w:val="0"/>
-                <w:sz w:val="31"/>
-                <w:szCs w:val="31"/>
-                <w14:ligatures w14:val="none"/>
-              </w:rPr>
-              <w:t> </w:t>
-            </w:r>
           </w:p>
         </w:tc>
       </w:tr>
@@ -1845,19 +1773,45 @@
     <w:p>
       <w:pPr>
         <w:pStyle w:val="Caption"/>
+        <w:rPr>
+          <w:lang w:val="fr-CA"/>
+        </w:rPr>
       </w:pPr>
       <w:r>
+        <w:rPr>
+          <w:lang w:val="fr-CA"/>
+        </w:rPr>
         <w:t xml:space="preserve">Figure </w:t>
       </w:r>
-      <w:fldSimple w:instr=" SEQ Figure \* ARABIC ">
-        <w:r>
-          <w:rPr>
-            <w:noProof/>
-          </w:rPr>
-          <w:t>1</w:t>
-        </w:r>
-      </w:fldSimple>
       <w:r>
+        <w:fldChar w:fldCharType="begin"/>
+      </w:r>
+      <w:r>
+        <w:rPr>
+          <w:lang w:val="fr-CA"/>
+        </w:rPr>
+        <w:instrText xml:space="preserve"> SEQ Figure \* ARABIC </w:instrText>
+      </w:r>
+      <w:r>
+        <w:fldChar w:fldCharType="separate"/>
+      </w:r>
+      <w:r>
+        <w:rPr>
+          <w:noProof/>
+          <w:lang w:val="fr-CA"/>
+        </w:rPr>
+        <w:t>1</w:t>
+      </w:r>
+      <w:r>
+        <w:rPr>
+          <w:noProof/>
+        </w:rPr>
+        <w:fldChar w:fldCharType="end"/>
+      </w:r>
+      <w:r>
+        <w:rPr>
+          <w:lang w:val="fr-CA"/>
+        </w:rPr>
         <w:t>: Organigramme de la solution</w:t>
       </w:r>
     </w:p>
@@ -2092,7 +2046,6 @@
           <w:szCs w:val="18"/>
           <w:lang w:val="fr-CA"/>
         </w:rPr>
-        <w:lastRenderedPageBreak/>
         <w:drawing>
           <wp:inline distT="0" distB="0" distL="0" distR="0" wp14:anchorId="39CB1723" wp14:editId="358F804B">
             <wp:extent cx="7924800" cy="5943600"/>
@@ -2189,7 +2142,6 @@
           <w:lang w:val="fr-CA"/>
           <w14:ligatures w14:val="none"/>
         </w:rPr>
-        <w:lastRenderedPageBreak/>
         <w:t>Attentes de simulations</w:t>
       </w:r>
       <w:r>
@@ -2208,37 +2160,81 @@
       <w:pPr>
         <w:pStyle w:val="Caption"/>
         <w:keepNext/>
+        <w:rPr>
+          <w:lang w:val="fr-CA"/>
+        </w:rPr>
       </w:pPr>
       <w:r>
+        <w:rPr>
+          <w:lang w:val="fr-CA"/>
+        </w:rPr>
         <w:t xml:space="preserve">Table </w:t>
       </w:r>
-      <w:fldSimple w:instr=" SEQ Table \* ARABIC ">
-        <w:r>
-          <w:rPr>
-            <w:noProof/>
-          </w:rPr>
-          <w:t>1</w:t>
-        </w:r>
-      </w:fldSimple>
       <w:r>
+        <w:fldChar w:fldCharType="begin"/>
+      </w:r>
+      <w:r>
+        <w:rPr>
+          <w:lang w:val="fr-CA"/>
+        </w:rPr>
+        <w:instrText xml:space="preserve"> SEQ Table \* ARABIC </w:instrText>
+      </w:r>
+      <w:r>
+        <w:fldChar w:fldCharType="separate"/>
+      </w:r>
+      <w:r>
+        <w:rPr>
+          <w:noProof/>
+          <w:lang w:val="fr-CA"/>
+        </w:rPr>
+        <w:t>1</w:t>
+      </w:r>
+      <w:r>
+        <w:rPr>
+          <w:noProof/>
+        </w:rPr>
+        <w:fldChar w:fldCharType="end"/>
+      </w:r>
+      <w:r>
+        <w:rPr>
+          <w:lang w:val="fr-CA"/>
+        </w:rPr>
         <w:t xml:space="preserve">: Attentes de simulations </w:t>
       </w:r>
       <w:r>
+        <w:rPr>
+          <w:lang w:val="fr-CA"/>
+        </w:rPr>
         <w:t>de l’a</w:t>
       </w:r>
       <w:r>
+        <w:rPr>
+          <w:lang w:val="fr-CA"/>
+        </w:rPr>
         <w:t>dditionneur</w:t>
       </w:r>
       <w:r>
+        <w:rPr>
+          <w:lang w:val="fr-CA"/>
+        </w:rPr>
         <w:t xml:space="preserve"> </w:t>
       </w:r>
       <w:r>
+        <w:rPr>
+          <w:lang w:val="fr-CA"/>
+        </w:rPr>
         <w:t>1</w:t>
       </w:r>
       <w:r>
+        <w:rPr>
+          <w:lang w:val="fr-CA"/>
+        </w:rPr>
         <w:t xml:space="preserve"> </w:t>
       </w:r>
       <w:r>
+        <w:rPr>
+          <w:lang w:val="fr-CA"/>
+        </w:rPr>
         <w:t>bit</w:t>
       </w:r>
     </w:p>
@@ -2873,22 +2869,51 @@
       <w:pPr>
         <w:pStyle w:val="Caption"/>
         <w:keepNext/>
+        <w:rPr>
+          <w:lang w:val="fr-CA"/>
+        </w:rPr>
       </w:pPr>
       <w:r>
+        <w:rPr>
+          <w:lang w:val="fr-CA"/>
+        </w:rPr>
         <w:t xml:space="preserve">Table </w:t>
       </w:r>
-      <w:fldSimple w:instr=" SEQ Table \* ARABIC ">
-        <w:r>
-          <w:rPr>
-            <w:noProof/>
-          </w:rPr>
-          <w:t>2</w:t>
-        </w:r>
-      </w:fldSimple>
       <w:r>
+        <w:fldChar w:fldCharType="begin"/>
+      </w:r>
+      <w:r>
+        <w:rPr>
+          <w:lang w:val="fr-CA"/>
+        </w:rPr>
+        <w:instrText xml:space="preserve"> SEQ Table \* ARABIC </w:instrText>
+      </w:r>
+      <w:r>
+        <w:fldChar w:fldCharType="separate"/>
+      </w:r>
+      <w:r>
+        <w:rPr>
+          <w:noProof/>
+          <w:lang w:val="fr-CA"/>
+        </w:rPr>
+        <w:t>2</w:t>
+      </w:r>
+      <w:r>
+        <w:rPr>
+          <w:noProof/>
+        </w:rPr>
+        <w:fldChar w:fldCharType="end"/>
+      </w:r>
+      <w:r>
+        <w:rPr>
+          <w:lang w:val="fr-CA"/>
+        </w:rPr>
         <w:t>: Attentes de simulation du comparateur 4 bit</w:t>
       </w:r>
       <w:r>
+        <w:rPr>
+          <w:lang w:val="fr-CA"/>
+        </w:rPr>
         <w:t>s</w:t>
       </w:r>
     </w:p>
@@ -3564,22 +3589,51 @@
       <w:pPr>
         <w:pStyle w:val="Caption"/>
         <w:keepNext/>
+        <w:rPr>
+          <w:lang w:val="fr-CA"/>
+        </w:rPr>
       </w:pPr>
       <w:r>
+        <w:rPr>
+          <w:lang w:val="fr-CA"/>
+        </w:rPr>
         <w:t xml:space="preserve">Table </w:t>
       </w:r>
-      <w:fldSimple w:instr=" SEQ Table \* ARABIC ">
-        <w:r>
-          <w:rPr>
-            <w:noProof/>
-          </w:rPr>
-          <w:t>3</w:t>
-        </w:r>
-      </w:fldSimple>
       <w:r>
+        <w:fldChar w:fldCharType="begin"/>
+      </w:r>
+      <w:r>
+        <w:rPr>
+          <w:lang w:val="fr-CA"/>
+        </w:rPr>
+        <w:instrText xml:space="preserve"> SEQ Table \* ARABIC </w:instrText>
+      </w:r>
+      <w:r>
+        <w:fldChar w:fldCharType="separate"/>
+      </w:r>
+      <w:r>
+        <w:rPr>
+          <w:noProof/>
+          <w:lang w:val="fr-CA"/>
+        </w:rPr>
+        <w:t>3</w:t>
+      </w:r>
+      <w:r>
+        <w:rPr>
+          <w:noProof/>
+        </w:rPr>
+        <w:fldChar w:fldCharType="end"/>
+      </w:r>
+      <w:r>
+        <w:rPr>
+          <w:lang w:val="fr-CA"/>
+        </w:rPr>
         <w:t>: Attentes de simulation du sélectionneur 4 bit</w:t>
       </w:r>
       <w:r>
+        <w:rPr>
+          <w:lang w:val="fr-CA"/>
+        </w:rPr>
         <w:t>s</w:t>
       </w:r>
     </w:p>
@@ -4690,22 +4744,51 @@
       <w:pPr>
         <w:pStyle w:val="Caption"/>
         <w:keepNext/>
+        <w:rPr>
+          <w:lang w:val="fr-CA"/>
+        </w:rPr>
       </w:pPr>
       <w:r>
+        <w:rPr>
+          <w:lang w:val="fr-CA"/>
+        </w:rPr>
         <w:t xml:space="preserve">Table </w:t>
       </w:r>
-      <w:fldSimple w:instr=" SEQ Table \* ARABIC ">
-        <w:r>
-          <w:rPr>
-            <w:noProof/>
-          </w:rPr>
-          <w:t>4</w:t>
-        </w:r>
-      </w:fldSimple>
       <w:r>
+        <w:fldChar w:fldCharType="begin"/>
+      </w:r>
+      <w:r>
+        <w:rPr>
+          <w:lang w:val="fr-CA"/>
+        </w:rPr>
+        <w:instrText xml:space="preserve"> SEQ Table \* ARABIC </w:instrText>
+      </w:r>
+      <w:r>
+        <w:fldChar w:fldCharType="separate"/>
+      </w:r>
+      <w:r>
+        <w:rPr>
+          <w:noProof/>
+          <w:lang w:val="fr-CA"/>
+        </w:rPr>
+        <w:t>4</w:t>
+      </w:r>
+      <w:r>
+        <w:rPr>
+          <w:noProof/>
+        </w:rPr>
+        <w:fldChar w:fldCharType="end"/>
+      </w:r>
+      <w:r>
+        <w:rPr>
+          <w:lang w:val="fr-CA"/>
+        </w:rPr>
         <w:t>: Attentes de simulation du compteur 4 bit</w:t>
       </w:r>
       <w:r>
+        <w:rPr>
+          <w:lang w:val="fr-CA"/>
+        </w:rPr>
         <w:t>s</w:t>
       </w:r>
     </w:p>
@@ -5423,16 +5506,7 @@
                 <w:szCs w:val="24"/>
                 <w:lang w:val="fr-CA"/>
               </w:rPr>
-              <w:t>001</w:t>
-            </w:r>
-            <w:r>
-              <w:rPr>
-                <w:rFonts w:ascii="Times New Roman" w:eastAsia="Times New Roman" w:hAnsi="Times New Roman" w:cs="Times New Roman"/>
-                <w:sz w:val="24"/>
-                <w:szCs w:val="24"/>
-                <w:lang w:val="fr-CA"/>
-              </w:rPr>
-              <w:t>0</w:t>
+              <w:t>0010</w:t>
             </w:r>
           </w:p>
         </w:tc>
@@ -5559,25 +5633,7 @@
                 <w:szCs w:val="24"/>
                 <w:lang w:val="fr-CA"/>
               </w:rPr>
-              <w:t>00</w:t>
-            </w:r>
-            <w:r>
-              <w:rPr>
-                <w:rFonts w:ascii="Times New Roman" w:eastAsia="Times New Roman" w:hAnsi="Times New Roman" w:cs="Times New Roman"/>
-                <w:sz w:val="24"/>
-                <w:szCs w:val="24"/>
-                <w:lang w:val="fr-CA"/>
-              </w:rPr>
-              <w:t>1</w:t>
-            </w:r>
-            <w:r>
-              <w:rPr>
-                <w:rFonts w:ascii="Times New Roman" w:eastAsia="Times New Roman" w:hAnsi="Times New Roman" w:cs="Times New Roman"/>
-                <w:sz w:val="24"/>
-                <w:szCs w:val="24"/>
-                <w:lang w:val="fr-CA"/>
-              </w:rPr>
-              <w:t>1</w:t>
+              <w:t>0011</w:t>
             </w:r>
           </w:p>
         </w:tc>
@@ -5704,34 +5760,7 @@
                 <w:szCs w:val="24"/>
                 <w:lang w:val="fr-CA"/>
               </w:rPr>
-              <w:t>0</w:t>
-            </w:r>
-            <w:r>
-              <w:rPr>
-                <w:rFonts w:ascii="Times New Roman" w:eastAsia="Times New Roman" w:hAnsi="Times New Roman" w:cs="Times New Roman"/>
-                <w:sz w:val="24"/>
-                <w:szCs w:val="24"/>
-                <w:lang w:val="fr-CA"/>
-              </w:rPr>
-              <w:t>1</w:t>
-            </w:r>
-            <w:r>
-              <w:rPr>
-                <w:rFonts w:ascii="Times New Roman" w:eastAsia="Times New Roman" w:hAnsi="Times New Roman" w:cs="Times New Roman"/>
-                <w:sz w:val="24"/>
-                <w:szCs w:val="24"/>
-                <w:lang w:val="fr-CA"/>
-              </w:rPr>
-              <w:t>0</w:t>
-            </w:r>
-            <w:r>
-              <w:rPr>
-                <w:rFonts w:ascii="Times New Roman" w:eastAsia="Times New Roman" w:hAnsi="Times New Roman" w:cs="Times New Roman"/>
-                <w:sz w:val="24"/>
-                <w:szCs w:val="24"/>
-                <w:lang w:val="fr-CA"/>
-              </w:rPr>
-              <w:t>0</w:t>
+              <w:t>0100</w:t>
             </w:r>
           </w:p>
         </w:tc>
@@ -5858,25 +5887,7 @@
                 <w:szCs w:val="24"/>
                 <w:lang w:val="fr-CA"/>
               </w:rPr>
-              <w:t>0</w:t>
-            </w:r>
-            <w:r>
-              <w:rPr>
-                <w:rFonts w:ascii="Times New Roman" w:eastAsia="Times New Roman" w:hAnsi="Times New Roman" w:cs="Times New Roman"/>
-                <w:sz w:val="24"/>
-                <w:szCs w:val="24"/>
-                <w:lang w:val="fr-CA"/>
-              </w:rPr>
-              <w:t>1</w:t>
-            </w:r>
-            <w:r>
-              <w:rPr>
-                <w:rFonts w:ascii="Times New Roman" w:eastAsia="Times New Roman" w:hAnsi="Times New Roman" w:cs="Times New Roman"/>
-                <w:sz w:val="24"/>
-                <w:szCs w:val="24"/>
-                <w:lang w:val="fr-CA"/>
-              </w:rPr>
-              <w:t>01</w:t>
+              <w:t>0101</w:t>
             </w:r>
           </w:p>
         </w:tc>
@@ -5903,7 +5914,6 @@
                 <w:szCs w:val="24"/>
                 <w:lang w:val="fr-CA"/>
               </w:rPr>
-              <w:lastRenderedPageBreak/>
               <w:t>↑</w:t>
             </w:r>
           </w:p>
@@ -6004,34 +6014,7 @@
                 <w:szCs w:val="24"/>
                 <w:lang w:val="fr-CA"/>
               </w:rPr>
-              <w:t>0</w:t>
-            </w:r>
-            <w:r>
-              <w:rPr>
-                <w:rFonts w:ascii="Times New Roman" w:eastAsia="Times New Roman" w:hAnsi="Times New Roman" w:cs="Times New Roman"/>
-                <w:sz w:val="24"/>
-                <w:szCs w:val="24"/>
-                <w:lang w:val="fr-CA"/>
-              </w:rPr>
-              <w:t>1</w:t>
-            </w:r>
-            <w:r>
-              <w:rPr>
-                <w:rFonts w:ascii="Times New Roman" w:eastAsia="Times New Roman" w:hAnsi="Times New Roman" w:cs="Times New Roman"/>
-                <w:sz w:val="24"/>
-                <w:szCs w:val="24"/>
-                <w:lang w:val="fr-CA"/>
-              </w:rPr>
-              <w:t>1</w:t>
-            </w:r>
-            <w:r>
-              <w:rPr>
-                <w:rFonts w:ascii="Times New Roman" w:eastAsia="Times New Roman" w:hAnsi="Times New Roman" w:cs="Times New Roman"/>
-                <w:sz w:val="24"/>
-                <w:szCs w:val="24"/>
-                <w:lang w:val="fr-CA"/>
-              </w:rPr>
-              <w:t>0</w:t>
+              <w:t>0110</w:t>
             </w:r>
           </w:p>
         </w:tc>
@@ -6158,25 +6141,7 @@
                 <w:szCs w:val="24"/>
                 <w:lang w:val="fr-CA"/>
               </w:rPr>
-              <w:t>0</w:t>
-            </w:r>
-            <w:r>
-              <w:rPr>
-                <w:rFonts w:ascii="Times New Roman" w:eastAsia="Times New Roman" w:hAnsi="Times New Roman" w:cs="Times New Roman"/>
-                <w:sz w:val="24"/>
-                <w:szCs w:val="24"/>
-                <w:lang w:val="fr-CA"/>
-              </w:rPr>
-              <w:t>11</w:t>
-            </w:r>
-            <w:r>
-              <w:rPr>
-                <w:rFonts w:ascii="Times New Roman" w:eastAsia="Times New Roman" w:hAnsi="Times New Roman" w:cs="Times New Roman"/>
-                <w:sz w:val="24"/>
-                <w:szCs w:val="24"/>
-                <w:lang w:val="fr-CA"/>
-              </w:rPr>
-              <w:t>1</w:t>
+              <w:t>0111</w:t>
             </w:r>
           </w:p>
         </w:tc>
@@ -6303,25 +6268,7 @@
                 <w:szCs w:val="24"/>
                 <w:lang w:val="fr-CA"/>
               </w:rPr>
-              <w:t>1</w:t>
-            </w:r>
-            <w:r>
-              <w:rPr>
-                <w:rFonts w:ascii="Times New Roman" w:eastAsia="Times New Roman" w:hAnsi="Times New Roman" w:cs="Times New Roman"/>
-                <w:sz w:val="24"/>
-                <w:szCs w:val="24"/>
-                <w:lang w:val="fr-CA"/>
-              </w:rPr>
-              <w:t>00</w:t>
-            </w:r>
-            <w:r>
-              <w:rPr>
-                <w:rFonts w:ascii="Times New Roman" w:eastAsia="Times New Roman" w:hAnsi="Times New Roman" w:cs="Times New Roman"/>
-                <w:sz w:val="24"/>
-                <w:szCs w:val="24"/>
-                <w:lang w:val="fr-CA"/>
-              </w:rPr>
-              <w:t>0</w:t>
+              <w:t>1000</w:t>
             </w:r>
           </w:p>
         </w:tc>
@@ -6448,16 +6395,7 @@
                 <w:szCs w:val="24"/>
                 <w:lang w:val="fr-CA"/>
               </w:rPr>
-              <w:t>1</w:t>
-            </w:r>
-            <w:r>
-              <w:rPr>
-                <w:rFonts w:ascii="Times New Roman" w:eastAsia="Times New Roman" w:hAnsi="Times New Roman" w:cs="Times New Roman"/>
-                <w:sz w:val="24"/>
-                <w:szCs w:val="24"/>
-                <w:lang w:val="fr-CA"/>
-              </w:rPr>
-              <w:t>001</w:t>
+              <w:t>1001</w:t>
             </w:r>
           </w:p>
         </w:tc>
@@ -6584,25 +6522,7 @@
                 <w:szCs w:val="24"/>
                 <w:lang w:val="fr-CA"/>
               </w:rPr>
-              <w:t>1</w:t>
-            </w:r>
-            <w:r>
-              <w:rPr>
-                <w:rFonts w:ascii="Times New Roman" w:eastAsia="Times New Roman" w:hAnsi="Times New Roman" w:cs="Times New Roman"/>
-                <w:sz w:val="24"/>
-                <w:szCs w:val="24"/>
-                <w:lang w:val="fr-CA"/>
-              </w:rPr>
-              <w:t>0</w:t>
-            </w:r>
-            <w:r>
-              <w:rPr>
-                <w:rFonts w:ascii="Times New Roman" w:eastAsia="Times New Roman" w:hAnsi="Times New Roman" w:cs="Times New Roman"/>
-                <w:sz w:val="24"/>
-                <w:szCs w:val="24"/>
-                <w:lang w:val="fr-CA"/>
-              </w:rPr>
-              <w:t>10</w:t>
+              <w:t>1010</w:t>
             </w:r>
           </w:p>
         </w:tc>
@@ -6729,34 +6649,7 @@
                 <w:szCs w:val="24"/>
                 <w:lang w:val="fr-CA"/>
               </w:rPr>
-              <w:t>1</w:t>
-            </w:r>
-            <w:r>
-              <w:rPr>
-                <w:rFonts w:ascii="Times New Roman" w:eastAsia="Times New Roman" w:hAnsi="Times New Roman" w:cs="Times New Roman"/>
-                <w:sz w:val="24"/>
-                <w:szCs w:val="24"/>
-                <w:lang w:val="fr-CA"/>
-              </w:rPr>
-              <w:t>0</w:t>
-            </w:r>
-            <w:r>
-              <w:rPr>
-                <w:rFonts w:ascii="Times New Roman" w:eastAsia="Times New Roman" w:hAnsi="Times New Roman" w:cs="Times New Roman"/>
-                <w:sz w:val="24"/>
-                <w:szCs w:val="24"/>
-                <w:lang w:val="fr-CA"/>
-              </w:rPr>
-              <w:t>1</w:t>
-            </w:r>
-            <w:r>
-              <w:rPr>
-                <w:rFonts w:ascii="Times New Roman" w:eastAsia="Times New Roman" w:hAnsi="Times New Roman" w:cs="Times New Roman"/>
-                <w:sz w:val="24"/>
-                <w:szCs w:val="24"/>
-                <w:lang w:val="fr-CA"/>
-              </w:rPr>
-              <w:t>1</w:t>
+              <w:t>1011</w:t>
             </w:r>
           </w:p>
         </w:tc>
@@ -6883,25 +6776,7 @@
                 <w:szCs w:val="24"/>
                 <w:lang w:val="fr-CA"/>
               </w:rPr>
-              <w:t>11</w:t>
-            </w:r>
-            <w:r>
-              <w:rPr>
-                <w:rFonts w:ascii="Times New Roman" w:eastAsia="Times New Roman" w:hAnsi="Times New Roman" w:cs="Times New Roman"/>
-                <w:sz w:val="24"/>
-                <w:szCs w:val="24"/>
-                <w:lang w:val="fr-CA"/>
-              </w:rPr>
-              <w:t>0</w:t>
-            </w:r>
-            <w:r>
-              <w:rPr>
-                <w:rFonts w:ascii="Times New Roman" w:eastAsia="Times New Roman" w:hAnsi="Times New Roman" w:cs="Times New Roman"/>
-                <w:sz w:val="24"/>
-                <w:szCs w:val="24"/>
-                <w:lang w:val="fr-CA"/>
-              </w:rPr>
-              <w:t>0</w:t>
+              <w:t>1100</w:t>
             </w:r>
           </w:p>
         </w:tc>
@@ -7028,16 +6903,7 @@
                 <w:szCs w:val="24"/>
                 <w:lang w:val="fr-CA"/>
               </w:rPr>
-              <w:t>11</w:t>
-            </w:r>
-            <w:r>
-              <w:rPr>
-                <w:rFonts w:ascii="Times New Roman" w:eastAsia="Times New Roman" w:hAnsi="Times New Roman" w:cs="Times New Roman"/>
-                <w:sz w:val="24"/>
-                <w:szCs w:val="24"/>
-                <w:lang w:val="fr-CA"/>
-              </w:rPr>
-              <w:t>01</w:t>
+              <w:t>1101</w:t>
             </w:r>
           </w:p>
         </w:tc>
@@ -7164,25 +7030,7 @@
                 <w:szCs w:val="24"/>
                 <w:lang w:val="fr-CA"/>
               </w:rPr>
-              <w:t>11</w:t>
-            </w:r>
-            <w:r>
-              <w:rPr>
-                <w:rFonts w:ascii="Times New Roman" w:eastAsia="Times New Roman" w:hAnsi="Times New Roman" w:cs="Times New Roman"/>
-                <w:sz w:val="24"/>
-                <w:szCs w:val="24"/>
-                <w:lang w:val="fr-CA"/>
-              </w:rPr>
-              <w:t>1</w:t>
-            </w:r>
-            <w:r>
-              <w:rPr>
-                <w:rFonts w:ascii="Times New Roman" w:eastAsia="Times New Roman" w:hAnsi="Times New Roman" w:cs="Times New Roman"/>
-                <w:sz w:val="24"/>
-                <w:szCs w:val="24"/>
-                <w:lang w:val="fr-CA"/>
-              </w:rPr>
-              <w:t>0</w:t>
+              <w:t>1110</w:t>
             </w:r>
           </w:p>
         </w:tc>
@@ -7309,16 +7157,7 @@
                 <w:szCs w:val="24"/>
                 <w:lang w:val="fr-CA"/>
               </w:rPr>
-              <w:t>1</w:t>
-            </w:r>
-            <w:r>
-              <w:rPr>
-                <w:rFonts w:ascii="Times New Roman" w:eastAsia="Times New Roman" w:hAnsi="Times New Roman" w:cs="Times New Roman"/>
-                <w:sz w:val="24"/>
-                <w:szCs w:val="24"/>
-                <w:lang w:val="fr-CA"/>
-              </w:rPr>
-              <w:t>111</w:t>
+              <w:t>1111</w:t>
             </w:r>
           </w:p>
         </w:tc>
@@ -7445,16 +7284,7 @@
                 <w:szCs w:val="24"/>
                 <w:lang w:val="fr-CA"/>
               </w:rPr>
-              <w:t>000</w:t>
-            </w:r>
-            <w:r>
-              <w:rPr>
-                <w:rFonts w:ascii="Times New Roman" w:eastAsia="Times New Roman" w:hAnsi="Times New Roman" w:cs="Times New Roman"/>
-                <w:sz w:val="24"/>
-                <w:szCs w:val="24"/>
-                <w:lang w:val="fr-CA"/>
-              </w:rPr>
-              <w:t>0</w:t>
+              <w:t>0000</w:t>
             </w:r>
           </w:p>
         </w:tc>
@@ -7708,16 +7538,7 @@
                 <w:szCs w:val="24"/>
                 <w:lang w:val="fr-CA"/>
               </w:rPr>
-              <w:t>00</w:t>
-            </w:r>
-            <w:r>
-              <w:rPr>
-                <w:rFonts w:ascii="Times New Roman" w:eastAsia="Times New Roman" w:hAnsi="Times New Roman" w:cs="Times New Roman"/>
-                <w:sz w:val="24"/>
-                <w:szCs w:val="24"/>
-                <w:lang w:val="fr-CA"/>
-              </w:rPr>
-              <w:t>00</w:t>
+              <w:t>0000</w:t>
             </w:r>
           </w:p>
         </w:tc>
@@ -7778,28 +7599,63 @@
       <w:pPr>
         <w:pStyle w:val="Caption"/>
         <w:keepNext/>
+        <w:rPr>
+          <w:lang w:val="fr-CA"/>
+        </w:rPr>
       </w:pPr>
       <w:r>
+        <w:rPr>
+          <w:lang w:val="fr-CA"/>
+        </w:rPr>
         <w:t xml:space="preserve">Table </w:t>
       </w:r>
-      <w:fldSimple w:instr=" SEQ Table \* ARABIC ">
-        <w:r>
-          <w:rPr>
-            <w:noProof/>
-          </w:rPr>
-          <w:t>5</w:t>
-        </w:r>
-      </w:fldSimple>
       <w:r>
+        <w:fldChar w:fldCharType="begin"/>
+      </w:r>
+      <w:r>
+        <w:rPr>
+          <w:lang w:val="fr-CA"/>
+        </w:rPr>
+        <w:instrText xml:space="preserve"> SEQ Table \* ARABIC </w:instrText>
+      </w:r>
+      <w:r>
+        <w:fldChar w:fldCharType="separate"/>
+      </w:r>
+      <w:r>
+        <w:rPr>
+          <w:noProof/>
+          <w:lang w:val="fr-CA"/>
+        </w:rPr>
+        <w:t>5</w:t>
+      </w:r>
+      <w:r>
+        <w:rPr>
+          <w:noProof/>
+        </w:rPr>
+        <w:fldChar w:fldCharType="end"/>
+      </w:r>
+      <w:r>
+        <w:rPr>
+          <w:lang w:val="fr-CA"/>
+        </w:rPr>
         <w:t>: Attentes de simulation d</w:t>
       </w:r>
       <w:r>
+        <w:rPr>
+          <w:lang w:val="fr-CA"/>
+        </w:rPr>
         <w:t xml:space="preserve">u </w:t>
       </w:r>
       <w:r>
+        <w:rPr>
+          <w:lang w:val="fr-CA"/>
+        </w:rPr>
         <w:t>c</w:t>
       </w:r>
       <w:r>
+        <w:rPr>
+          <w:lang w:val="fr-CA"/>
+        </w:rPr>
         <w:t xml:space="preserve">ontrolleur </w:t>
       </w:r>
     </w:p>
@@ -8019,16 +7875,7 @@
                 <w:szCs w:val="24"/>
                 <w:lang w:val="fr-CA"/>
               </w:rPr>
-              <w:t>i_M</w:t>
-            </w:r>
-            <w:r>
-              <w:rPr>
-                <w:rFonts w:ascii="Times New Roman" w:eastAsia="Times New Roman" w:hAnsi="Times New Roman" w:cs="Times New Roman"/>
-                <w:sz w:val="24"/>
-                <w:szCs w:val="24"/>
-                <w:lang w:val="fr-CA"/>
-              </w:rPr>
-              <w:t>ST</w:t>
+              <w:t>i_MST</w:t>
             </w:r>
           </w:p>
         </w:tc>
@@ -8397,25 +8244,7 @@
                 <w:szCs w:val="24"/>
                 <w:lang w:val="fr-CA"/>
               </w:rPr>
-              <w:t>0</w:t>
-            </w:r>
-            <w:r>
-              <w:rPr>
-                <w:rFonts w:ascii="Times New Roman" w:eastAsia="Times New Roman" w:hAnsi="Times New Roman" w:cs="Times New Roman"/>
-                <w:sz w:val="24"/>
-                <w:szCs w:val="24"/>
-                <w:lang w:val="fr-CA"/>
-              </w:rPr>
-              <w:t>0</w:t>
-            </w:r>
-            <w:r>
-              <w:rPr>
-                <w:rFonts w:ascii="Times New Roman" w:eastAsia="Times New Roman" w:hAnsi="Times New Roman" w:cs="Times New Roman"/>
-                <w:sz w:val="24"/>
-                <w:szCs w:val="24"/>
-                <w:lang w:val="fr-CA"/>
-              </w:rPr>
-              <w:t>1</w:t>
+              <w:t>001</w:t>
             </w:r>
           </w:p>
         </w:tc>
@@ -8440,16 +8269,7 @@
                 <w:szCs w:val="24"/>
                 <w:lang w:val="fr-CA"/>
               </w:rPr>
-              <w:t>1</w:t>
-            </w:r>
-            <w:r>
-              <w:rPr>
-                <w:rFonts w:ascii="Times New Roman" w:eastAsia="Times New Roman" w:hAnsi="Times New Roman" w:cs="Times New Roman"/>
-                <w:sz w:val="24"/>
-                <w:szCs w:val="24"/>
-                <w:lang w:val="fr-CA"/>
-              </w:rPr>
-              <w:t>00</w:t>
+              <w:t>100</w:t>
             </w:r>
           </w:p>
         </w:tc>
@@ -8784,16 +8604,7 @@
                 <w:szCs w:val="24"/>
                 <w:lang w:val="fr-CA"/>
               </w:rPr>
-              <w:t>0</w:t>
-            </w:r>
-            <w:r>
-              <w:rPr>
-                <w:rFonts w:ascii="Times New Roman" w:eastAsia="Times New Roman" w:hAnsi="Times New Roman" w:cs="Times New Roman"/>
-                <w:sz w:val="24"/>
-                <w:szCs w:val="24"/>
-                <w:lang w:val="fr-CA"/>
-              </w:rPr>
-              <w:t>10</w:t>
+              <w:t>010</w:t>
             </w:r>
           </w:p>
         </w:tc>
@@ -9153,25 +8964,7 @@
                 <w:szCs w:val="24"/>
                 <w:lang w:val="fr-CA"/>
               </w:rPr>
-              <w:t>1</w:t>
-            </w:r>
-            <w:r>
-              <w:rPr>
-                <w:rFonts w:ascii="Times New Roman" w:eastAsia="Times New Roman" w:hAnsi="Times New Roman" w:cs="Times New Roman"/>
-                <w:sz w:val="24"/>
-                <w:szCs w:val="24"/>
-                <w:lang w:val="fr-CA"/>
-              </w:rPr>
-              <w:t>0</w:t>
-            </w:r>
-            <w:r>
-              <w:rPr>
-                <w:rFonts w:ascii="Times New Roman" w:eastAsia="Times New Roman" w:hAnsi="Times New Roman" w:cs="Times New Roman"/>
-                <w:sz w:val="24"/>
-                <w:szCs w:val="24"/>
-                <w:lang w:val="fr-CA"/>
-              </w:rPr>
-              <w:t>0</w:t>
+              <w:t>100</w:t>
             </w:r>
           </w:p>
         </w:tc>
@@ -9196,25 +8989,7 @@
                 <w:szCs w:val="24"/>
                 <w:lang w:val="fr-CA"/>
               </w:rPr>
-              <w:t>0</w:t>
-            </w:r>
-            <w:r>
-              <w:rPr>
-                <w:rFonts w:ascii="Times New Roman" w:eastAsia="Times New Roman" w:hAnsi="Times New Roman" w:cs="Times New Roman"/>
-                <w:sz w:val="24"/>
-                <w:szCs w:val="24"/>
-                <w:lang w:val="fr-CA"/>
-              </w:rPr>
-              <w:t>0</w:t>
-            </w:r>
-            <w:r>
-              <w:rPr>
-                <w:rFonts w:ascii="Times New Roman" w:eastAsia="Times New Roman" w:hAnsi="Times New Roman" w:cs="Times New Roman"/>
-                <w:sz w:val="24"/>
-                <w:szCs w:val="24"/>
-                <w:lang w:val="fr-CA"/>
-              </w:rPr>
-              <w:t>1</w:t>
+              <w:t>001</w:t>
             </w:r>
           </w:p>
         </w:tc>
@@ -9239,16 +9014,7 @@
                 <w:szCs w:val="24"/>
                 <w:lang w:val="fr-CA"/>
               </w:rPr>
-              <w:t>1</w:t>
-            </w:r>
-            <w:r>
-              <w:rPr>
-                <w:rFonts w:ascii="Times New Roman" w:eastAsia="Times New Roman" w:hAnsi="Times New Roman" w:cs="Times New Roman"/>
-                <w:sz w:val="24"/>
-                <w:szCs w:val="24"/>
-                <w:lang w:val="fr-CA"/>
-              </w:rPr>
-              <w:t>0</w:t>
+              <w:t>10</w:t>
             </w:r>
           </w:p>
         </w:tc>
@@ -9353,16 +9119,7 @@
                 <w:szCs w:val="24"/>
                 <w:lang w:val="fr-CA"/>
               </w:rPr>
-              <w:t>0</w:t>
-            </w:r>
-            <w:r>
-              <w:rPr>
-                <w:rFonts w:ascii="Times New Roman" w:eastAsia="Times New Roman" w:hAnsi="Times New Roman" w:cs="Times New Roman"/>
-                <w:sz w:val="24"/>
-                <w:szCs w:val="24"/>
-                <w:lang w:val="fr-CA"/>
-              </w:rPr>
-              <w:t>x</w:t>
+              <w:t>0x</w:t>
             </w:r>
           </w:p>
         </w:tc>
@@ -9567,16 +9324,7 @@
                 <w:szCs w:val="24"/>
                 <w:lang w:val="fr-CA"/>
               </w:rPr>
-              <w:t>1</w:t>
-            </w:r>
-            <w:r>
-              <w:rPr>
-                <w:rFonts w:ascii="Times New Roman" w:eastAsia="Times New Roman" w:hAnsi="Times New Roman" w:cs="Times New Roman"/>
-                <w:sz w:val="24"/>
-                <w:szCs w:val="24"/>
-                <w:lang w:val="fr-CA"/>
-              </w:rPr>
-              <w:t>00</w:t>
+              <w:t>100</w:t>
             </w:r>
           </w:p>
         </w:tc>
@@ -9694,19 +9442,45 @@
       <w:pPr>
         <w:pStyle w:val="Caption"/>
         <w:keepNext/>
+        <w:rPr>
+          <w:lang w:val="fr-CA"/>
+        </w:rPr>
       </w:pPr>
       <w:r>
+        <w:rPr>
+          <w:lang w:val="fr-CA"/>
+        </w:rPr>
         <w:t xml:space="preserve">Table </w:t>
       </w:r>
-      <w:fldSimple w:instr=" SEQ Table \* ARABIC ">
-        <w:r>
-          <w:rPr>
-            <w:noProof/>
-          </w:rPr>
-          <w:t>6</w:t>
-        </w:r>
-      </w:fldSimple>
       <w:r>
+        <w:fldChar w:fldCharType="begin"/>
+      </w:r>
+      <w:r>
+        <w:rPr>
+          <w:lang w:val="fr-CA"/>
+        </w:rPr>
+        <w:instrText xml:space="preserve"> SEQ Table \* ARABIC </w:instrText>
+      </w:r>
+      <w:r>
+        <w:fldChar w:fldCharType="separate"/>
+      </w:r>
+      <w:r>
+        <w:rPr>
+          <w:noProof/>
+          <w:lang w:val="fr-CA"/>
+        </w:rPr>
+        <w:t>6</w:t>
+      </w:r>
+      <w:r>
+        <w:rPr>
+          <w:noProof/>
+        </w:rPr>
+        <w:fldChar w:fldCharType="end"/>
+      </w:r>
+      <w:r>
+        <w:rPr>
+          <w:lang w:val="fr-CA"/>
+        </w:rPr>
         <w:t>: Attentes de simulation du rebondisseur</w:t>
       </w:r>
     </w:p>
@@ -10135,20 +9909,45 @@
       <w:pPr>
         <w:pStyle w:val="Caption"/>
         <w:keepNext/>
+        <w:rPr>
+          <w:lang w:val="fr-CA"/>
+        </w:rPr>
       </w:pPr>
       <w:r>
-        <w:lastRenderedPageBreak/>
+        <w:rPr>
+          <w:lang w:val="fr-CA"/>
+        </w:rPr>
         <w:t xml:space="preserve">Table </w:t>
       </w:r>
-      <w:fldSimple w:instr=" SEQ Table \* ARABIC ">
-        <w:r>
-          <w:rPr>
-            <w:noProof/>
-          </w:rPr>
-          <w:t>7</w:t>
-        </w:r>
-      </w:fldSimple>
       <w:r>
+        <w:fldChar w:fldCharType="begin"/>
+      </w:r>
+      <w:r>
+        <w:rPr>
+          <w:lang w:val="fr-CA"/>
+        </w:rPr>
+        <w:instrText xml:space="preserve"> SEQ Table \* ARABIC </w:instrText>
+      </w:r>
+      <w:r>
+        <w:fldChar w:fldCharType="separate"/>
+      </w:r>
+      <w:r>
+        <w:rPr>
+          <w:noProof/>
+          <w:lang w:val="fr-CA"/>
+        </w:rPr>
+        <w:t>7</w:t>
+      </w:r>
+      <w:r>
+        <w:rPr>
+          <w:noProof/>
+        </w:rPr>
+        <w:fldChar w:fldCharType="end"/>
+      </w:r>
+      <w:r>
+        <w:rPr>
+          <w:lang w:val="fr-CA"/>
+        </w:rPr>
         <w:t>: Attentes de simulation du système</w:t>
       </w:r>
     </w:p>
@@ -11421,16 +11220,7 @@
                 <w:szCs w:val="16"/>
                 <w:lang w:val="fr-CA"/>
               </w:rPr>
-              <w:t>0</w:t>
-            </w:r>
-            <w:r>
-              <w:rPr>
-                <w:rFonts w:ascii="Times New Roman" w:eastAsia="Times New Roman" w:hAnsi="Times New Roman" w:cs="Times New Roman"/>
-                <w:sz w:val="16"/>
-                <w:szCs w:val="16"/>
-                <w:lang w:val="fr-CA"/>
-              </w:rPr>
-              <w:t>010</w:t>
+              <w:t>0010</w:t>
             </w:r>
           </w:p>
         </w:tc>
@@ -11455,16 +11245,7 @@
                 <w:szCs w:val="16"/>
                 <w:lang w:val="fr-CA"/>
               </w:rPr>
-              <w:t>0</w:t>
-            </w:r>
-            <w:r>
-              <w:rPr>
-                <w:rFonts w:ascii="Times New Roman" w:eastAsia="Times New Roman" w:hAnsi="Times New Roman" w:cs="Times New Roman"/>
-                <w:sz w:val="16"/>
-                <w:szCs w:val="16"/>
-                <w:lang w:val="fr-CA"/>
-              </w:rPr>
-              <w:t>011</w:t>
+              <w:t>0011</w:t>
             </w:r>
           </w:p>
         </w:tc>
@@ -11866,16 +11647,7 @@
                 <w:szCs w:val="16"/>
                 <w:lang w:val="fr-CA"/>
               </w:rPr>
-              <w:t>0</w:t>
-            </w:r>
-            <w:r>
-              <w:rPr>
-                <w:rFonts w:ascii="Times New Roman" w:eastAsia="Times New Roman" w:hAnsi="Times New Roman" w:cs="Times New Roman"/>
-                <w:sz w:val="16"/>
-                <w:szCs w:val="16"/>
-                <w:lang w:val="fr-CA"/>
-              </w:rPr>
-              <w:t>011</w:t>
+              <w:t>0011</w:t>
             </w:r>
           </w:p>
         </w:tc>
@@ -11900,16 +11672,7 @@
                 <w:szCs w:val="16"/>
                 <w:lang w:val="fr-CA"/>
               </w:rPr>
-              <w:t>0</w:t>
-            </w:r>
-            <w:r>
-              <w:rPr>
-                <w:rFonts w:ascii="Times New Roman" w:eastAsia="Times New Roman" w:hAnsi="Times New Roman" w:cs="Times New Roman"/>
-                <w:sz w:val="16"/>
-                <w:szCs w:val="16"/>
-                <w:lang w:val="fr-CA"/>
-              </w:rPr>
-              <w:t>011</w:t>
+              <w:t>0011</w:t>
             </w:r>
           </w:p>
         </w:tc>
@@ -12311,16 +12074,7 @@
                 <w:szCs w:val="16"/>
                 <w:lang w:val="fr-CA"/>
               </w:rPr>
-              <w:t>0</w:t>
-            </w:r>
-            <w:r>
-              <w:rPr>
-                <w:rFonts w:ascii="Times New Roman" w:eastAsia="Times New Roman" w:hAnsi="Times New Roman" w:cs="Times New Roman"/>
-                <w:sz w:val="16"/>
-                <w:szCs w:val="16"/>
-                <w:lang w:val="fr-CA"/>
-              </w:rPr>
-              <w:t>001</w:t>
+              <w:t>0001</w:t>
             </w:r>
           </w:p>
         </w:tc>
@@ -12747,25 +12501,7 @@
                 <w:szCs w:val="16"/>
                 <w:lang w:val="fr-CA"/>
               </w:rPr>
-              <w:t>0</w:t>
-            </w:r>
-            <w:r>
-              <w:rPr>
-                <w:rFonts w:ascii="Times New Roman" w:eastAsia="Times New Roman" w:hAnsi="Times New Roman" w:cs="Times New Roman"/>
-                <w:sz w:val="16"/>
-                <w:szCs w:val="16"/>
-                <w:lang w:val="fr-CA"/>
-              </w:rPr>
-              <w:t>0</w:t>
-            </w:r>
-            <w:r>
-              <w:rPr>
-                <w:rFonts w:ascii="Times New Roman" w:eastAsia="Times New Roman" w:hAnsi="Times New Roman" w:cs="Times New Roman"/>
-                <w:sz w:val="16"/>
-                <w:szCs w:val="16"/>
-                <w:lang w:val="fr-CA"/>
-              </w:rPr>
-              <w:t>10</w:t>
+              <w:t>0010</w:t>
             </w:r>
           </w:p>
         </w:tc>
@@ -13192,16 +12928,7 @@
                 <w:szCs w:val="16"/>
                 <w:lang w:val="fr-CA"/>
               </w:rPr>
-              <w:t>0</w:t>
-            </w:r>
-            <w:r>
-              <w:rPr>
-                <w:rFonts w:ascii="Times New Roman" w:eastAsia="Times New Roman" w:hAnsi="Times New Roman" w:cs="Times New Roman"/>
-                <w:sz w:val="16"/>
-                <w:szCs w:val="16"/>
-                <w:lang w:val="fr-CA"/>
-              </w:rPr>
-              <w:t>011</w:t>
+              <w:t>0011</w:t>
             </w:r>
           </w:p>
         </w:tc>
@@ -13628,16 +13355,7 @@
                 <w:szCs w:val="16"/>
                 <w:lang w:val="fr-CA"/>
               </w:rPr>
-              <w:t>0</w:t>
-            </w:r>
-            <w:r>
-              <w:rPr>
-                <w:rFonts w:ascii="Times New Roman" w:eastAsia="Times New Roman" w:hAnsi="Times New Roman" w:cs="Times New Roman"/>
-                <w:sz w:val="16"/>
-                <w:szCs w:val="16"/>
-                <w:lang w:val="fr-CA"/>
-              </w:rPr>
-              <w:t>001</w:t>
+              <w:t>0001</w:t>
             </w:r>
           </w:p>
         </w:tc>
@@ -14064,16 +13782,7 @@
                 <w:szCs w:val="16"/>
                 <w:lang w:val="fr-CA"/>
               </w:rPr>
-              <w:t>0</w:t>
-            </w:r>
-            <w:r>
-              <w:rPr>
-                <w:rFonts w:ascii="Times New Roman" w:eastAsia="Times New Roman" w:hAnsi="Times New Roman" w:cs="Times New Roman"/>
-                <w:sz w:val="16"/>
-                <w:szCs w:val="16"/>
-                <w:lang w:val="fr-CA"/>
-              </w:rPr>
-              <w:t>010</w:t>
+              <w:t>0010</w:t>
             </w:r>
           </w:p>
         </w:tc>
@@ -14500,16 +14209,7 @@
                 <w:szCs w:val="16"/>
                 <w:lang w:val="fr-CA"/>
               </w:rPr>
-              <w:t>0</w:t>
-            </w:r>
-            <w:r>
-              <w:rPr>
-                <w:rFonts w:ascii="Times New Roman" w:eastAsia="Times New Roman" w:hAnsi="Times New Roman" w:cs="Times New Roman"/>
-                <w:sz w:val="16"/>
-                <w:szCs w:val="16"/>
-                <w:lang w:val="fr-CA"/>
-              </w:rPr>
-              <w:t>011</w:t>
+              <w:t>0011</w:t>
             </w:r>
           </w:p>
         </w:tc>
@@ -14936,16 +14636,7 @@
                 <w:szCs w:val="16"/>
                 <w:lang w:val="fr-CA"/>
               </w:rPr>
-              <w:t>0</w:t>
-            </w:r>
-            <w:r>
-              <w:rPr>
-                <w:rFonts w:ascii="Times New Roman" w:eastAsia="Times New Roman" w:hAnsi="Times New Roman" w:cs="Times New Roman"/>
-                <w:sz w:val="16"/>
-                <w:szCs w:val="16"/>
-                <w:lang w:val="fr-CA"/>
-              </w:rPr>
-              <w:t>100</w:t>
+              <w:t>0100</w:t>
             </w:r>
           </w:p>
         </w:tc>
@@ -15045,25 +14736,7 @@
                 <w:szCs w:val="16"/>
                 <w:lang w:val="fr-CA"/>
               </w:rPr>
-              <w:t>0</w:t>
-            </w:r>
-            <w:r>
-              <w:rPr>
-                <w:rFonts w:ascii="Times New Roman" w:eastAsia="Times New Roman" w:hAnsi="Times New Roman" w:cs="Times New Roman"/>
-                <w:sz w:val="16"/>
-                <w:szCs w:val="16"/>
-                <w:lang w:val="fr-CA"/>
-              </w:rPr>
-              <w:t>1</w:t>
-            </w:r>
-            <w:r>
-              <w:rPr>
-                <w:rFonts w:ascii="Times New Roman" w:eastAsia="Times New Roman" w:hAnsi="Times New Roman" w:cs="Times New Roman"/>
-                <w:sz w:val="16"/>
-                <w:szCs w:val="16"/>
-                <w:lang w:val="fr-CA"/>
-              </w:rPr>
-              <w:t>00</w:t>
+              <w:t>0100</w:t>
             </w:r>
           </w:p>
         </w:tc>
@@ -15390,16 +15063,7 @@
                 <w:szCs w:val="16"/>
                 <w:lang w:val="fr-CA"/>
               </w:rPr>
-              <w:t>0</w:t>
-            </w:r>
-            <w:r>
-              <w:rPr>
-                <w:rFonts w:ascii="Times New Roman" w:eastAsia="Times New Roman" w:hAnsi="Times New Roman" w:cs="Times New Roman"/>
-                <w:sz w:val="16"/>
-                <w:szCs w:val="16"/>
-                <w:lang w:val="fr-CA"/>
-              </w:rPr>
-              <w:t>001</w:t>
+              <w:t>0001</w:t>
             </w:r>
           </w:p>
         </w:tc>
@@ -15826,16 +15490,7 @@
                 <w:szCs w:val="16"/>
                 <w:lang w:val="fr-CA"/>
               </w:rPr>
-              <w:t>0</w:t>
-            </w:r>
-            <w:r>
-              <w:rPr>
-                <w:rFonts w:ascii="Times New Roman" w:eastAsia="Times New Roman" w:hAnsi="Times New Roman" w:cs="Times New Roman"/>
-                <w:sz w:val="16"/>
-                <w:szCs w:val="16"/>
-                <w:lang w:val="fr-CA"/>
-              </w:rPr>
-              <w:t>010</w:t>
+              <w:t>0010</w:t>
             </w:r>
           </w:p>
         </w:tc>
@@ -16262,16 +15917,7 @@
                 <w:szCs w:val="16"/>
                 <w:lang w:val="fr-CA"/>
               </w:rPr>
-              <w:t>0</w:t>
-            </w:r>
-            <w:r>
-              <w:rPr>
-                <w:rFonts w:ascii="Times New Roman" w:eastAsia="Times New Roman" w:hAnsi="Times New Roman" w:cs="Times New Roman"/>
-                <w:sz w:val="16"/>
-                <w:szCs w:val="16"/>
-                <w:lang w:val="fr-CA"/>
-              </w:rPr>
-              <w:t>011</w:t>
+              <w:t>0011</w:t>
             </w:r>
           </w:p>
         </w:tc>
@@ -16698,16 +16344,7 @@
                 <w:szCs w:val="16"/>
                 <w:lang w:val="fr-CA"/>
               </w:rPr>
-              <w:t>0</w:t>
-            </w:r>
-            <w:r>
-              <w:rPr>
-                <w:rFonts w:ascii="Times New Roman" w:eastAsia="Times New Roman" w:hAnsi="Times New Roman" w:cs="Times New Roman"/>
-                <w:sz w:val="16"/>
-                <w:szCs w:val="16"/>
-                <w:lang w:val="fr-CA"/>
-              </w:rPr>
-              <w:t>100</w:t>
+              <w:t>0100</w:t>
             </w:r>
           </w:p>
         </w:tc>
@@ -17059,17 +16696,49 @@
                 <w:szCs w:val="16"/>
                 <w:lang w:val="fr-CA"/>
               </w:rPr>
-              <w:t>0</w:t>
-            </w:r>
-            <w:r>
-              <w:rPr>
-                <w:rFonts w:ascii="Times New Roman" w:eastAsia="Times New Roman" w:hAnsi="Times New Roman" w:cs="Times New Roman"/>
-                <w:sz w:val="16"/>
-                <w:szCs w:val="16"/>
-                <w:lang w:val="fr-CA"/>
-              </w:rPr>
-              <w:t>0</w:t>
-            </w:r>
+              <w:t>001</w:t>
+            </w:r>
+          </w:p>
+        </w:tc>
+        <w:tc>
+          <w:tcPr>
+            <w:tcW w:w="472" w:type="dxa"/>
+          </w:tcPr>
+          <w:p>
+            <w:pPr>
+              <w:jc w:val="center"/>
+              <w:rPr>
+                <w:rFonts w:ascii="Times New Roman" w:eastAsia="Times New Roman" w:hAnsi="Times New Roman" w:cs="Times New Roman"/>
+                <w:sz w:val="16"/>
+                <w:szCs w:val="16"/>
+                <w:lang w:val="fr-CA"/>
+              </w:rPr>
+            </w:pPr>
+            <w:r>
+              <w:rPr>
+                <w:rFonts w:ascii="Times New Roman" w:eastAsia="Times New Roman" w:hAnsi="Times New Roman" w:cs="Times New Roman"/>
+                <w:sz w:val="16"/>
+                <w:szCs w:val="16"/>
+                <w:lang w:val="fr-CA"/>
+              </w:rPr>
+              <w:t>100</w:t>
+            </w:r>
+          </w:p>
+        </w:tc>
+        <w:tc>
+          <w:tcPr>
+            <w:tcW w:w="502" w:type="dxa"/>
+          </w:tcPr>
+          <w:p>
+            <w:pPr>
+              <w:jc w:val="center"/>
+              <w:rPr>
+                <w:rFonts w:ascii="Times New Roman" w:eastAsia="Times New Roman" w:hAnsi="Times New Roman" w:cs="Times New Roman"/>
+                <w:sz w:val="16"/>
+                <w:szCs w:val="16"/>
+                <w:lang w:val="fr-CA"/>
+              </w:rPr>
+            </w:pPr>
             <w:r>
               <w:rPr>
                 <w:rFonts w:ascii="Times New Roman" w:eastAsia="Times New Roman" w:hAnsi="Times New Roman" w:cs="Times New Roman"/>
@@ -17083,65 +16752,6 @@
         </w:tc>
         <w:tc>
           <w:tcPr>
-            <w:tcW w:w="472" w:type="dxa"/>
-          </w:tcPr>
-          <w:p>
-            <w:pPr>
-              <w:jc w:val="center"/>
-              <w:rPr>
-                <w:rFonts w:ascii="Times New Roman" w:eastAsia="Times New Roman" w:hAnsi="Times New Roman" w:cs="Times New Roman"/>
-                <w:sz w:val="16"/>
-                <w:szCs w:val="16"/>
-                <w:lang w:val="fr-CA"/>
-              </w:rPr>
-            </w:pPr>
-            <w:r>
-              <w:rPr>
-                <w:rFonts w:ascii="Times New Roman" w:eastAsia="Times New Roman" w:hAnsi="Times New Roman" w:cs="Times New Roman"/>
-                <w:sz w:val="16"/>
-                <w:szCs w:val="16"/>
-                <w:lang w:val="fr-CA"/>
-              </w:rPr>
-              <w:t>10</w:t>
-            </w:r>
-            <w:r>
-              <w:rPr>
-                <w:rFonts w:ascii="Times New Roman" w:eastAsia="Times New Roman" w:hAnsi="Times New Roman" w:cs="Times New Roman"/>
-                <w:sz w:val="16"/>
-                <w:szCs w:val="16"/>
-                <w:lang w:val="fr-CA"/>
-              </w:rPr>
-              <w:t>0</w:t>
-            </w:r>
-          </w:p>
-        </w:tc>
-        <w:tc>
-          <w:tcPr>
-            <w:tcW w:w="502" w:type="dxa"/>
-          </w:tcPr>
-          <w:p>
-            <w:pPr>
-              <w:jc w:val="center"/>
-              <w:rPr>
-                <w:rFonts w:ascii="Times New Roman" w:eastAsia="Times New Roman" w:hAnsi="Times New Roman" w:cs="Times New Roman"/>
-                <w:sz w:val="16"/>
-                <w:szCs w:val="16"/>
-                <w:lang w:val="fr-CA"/>
-              </w:rPr>
-            </w:pPr>
-            <w:r>
-              <w:rPr>
-                <w:rFonts w:ascii="Times New Roman" w:eastAsia="Times New Roman" w:hAnsi="Times New Roman" w:cs="Times New Roman"/>
-                <w:sz w:val="16"/>
-                <w:szCs w:val="16"/>
-                <w:lang w:val="fr-CA"/>
-              </w:rPr>
-              <w:t>1</w:t>
-            </w:r>
-          </w:p>
-        </w:tc>
-        <w:tc>
-          <w:tcPr>
             <w:tcW w:w="595" w:type="dxa"/>
           </w:tcPr>
           <w:p>
@@ -17161,16 +16771,7 @@
                 <w:szCs w:val="16"/>
                 <w:lang w:val="fr-CA"/>
               </w:rPr>
-              <w:t>0</w:t>
-            </w:r>
-            <w:r>
-              <w:rPr>
-                <w:rFonts w:ascii="Times New Roman" w:eastAsia="Times New Roman" w:hAnsi="Times New Roman" w:cs="Times New Roman"/>
-                <w:sz w:val="16"/>
-                <w:szCs w:val="16"/>
-                <w:lang w:val="fr-CA"/>
-              </w:rPr>
-              <w:t>001</w:t>
+              <w:t>0001</w:t>
             </w:r>
           </w:p>
         </w:tc>
@@ -17245,16 +16846,7 @@
                 <w:szCs w:val="16"/>
                 <w:lang w:val="fr-CA"/>
               </w:rPr>
-              <w:t>000</w:t>
-            </w:r>
-            <w:r>
-              <w:rPr>
-                <w:rFonts w:ascii="Times New Roman" w:eastAsia="Times New Roman" w:hAnsi="Times New Roman" w:cs="Times New Roman"/>
-                <w:sz w:val="16"/>
-                <w:szCs w:val="16"/>
-                <w:lang w:val="fr-CA"/>
-              </w:rPr>
-              <w:t>1</w:t>
+              <w:t>0001</w:t>
             </w:r>
           </w:p>
         </w:tc>
@@ -17617,14 +17209,23 @@
       <w:pPr>
         <w:pStyle w:val="Caption"/>
         <w:keepNext/>
+        <w:rPr>
+          <w:lang w:val="fr-CA"/>
+        </w:rPr>
       </w:pPr>
       <w:r>
+        <w:rPr>
+          <w:lang w:val="fr-CA"/>
+        </w:rPr>
         <w:t xml:space="preserve">Table </w:t>
       </w:r>
       <w:r>
         <w:fldChar w:fldCharType="begin"/>
       </w:r>
       <w:r>
+        <w:rPr>
+          <w:lang w:val="fr-CA"/>
+        </w:rPr>
         <w:instrText xml:space="preserve"> SEQ Table \* ARABIC </w:instrText>
       </w:r>
       <w:r>
@@ -17633,6 +17234,7 @@
       <w:r>
         <w:rPr>
           <w:noProof/>
+          <w:lang w:val="fr-CA"/>
         </w:rPr>
         <w:t>1</w:t>
       </w:r>
@@ -17640,13 +17242,10 @@
         <w:fldChar w:fldCharType="end"/>
       </w:r>
       <w:r>
-        <w:t xml:space="preserve">: </w:t>
-      </w:r>
-      <w:r>
-        <w:t>Résultat</w:t>
-      </w:r>
-      <w:r>
-        <w:t>s de simulations de l’additionneur 1 bit</w:t>
+        <w:rPr>
+          <w:lang w:val="fr-CA"/>
+        </w:rPr>
+        <w:t>: Résultats de simulations de l’additionneur 1 bit</w:t>
       </w:r>
     </w:p>
     <w:tbl>
@@ -18291,14 +17890,23 @@
       <w:pPr>
         <w:pStyle w:val="Caption"/>
         <w:keepNext/>
+        <w:rPr>
+          <w:lang w:val="fr-CA"/>
+        </w:rPr>
       </w:pPr>
       <w:r>
+        <w:rPr>
+          <w:lang w:val="fr-CA"/>
+        </w:rPr>
         <w:t xml:space="preserve">Table </w:t>
       </w:r>
       <w:r>
         <w:fldChar w:fldCharType="begin"/>
       </w:r>
       <w:r>
+        <w:rPr>
+          <w:lang w:val="fr-CA"/>
+        </w:rPr>
         <w:instrText xml:space="preserve"> SEQ Table \* ARABIC </w:instrText>
       </w:r>
       <w:r>
@@ -18307,6 +17915,7 @@
       <w:r>
         <w:rPr>
           <w:noProof/>
+          <w:lang w:val="fr-CA"/>
         </w:rPr>
         <w:t>2</w:t>
       </w:r>
@@ -18314,9 +17923,15 @@
         <w:fldChar w:fldCharType="end"/>
       </w:r>
       <w:r>
+        <w:rPr>
+          <w:lang w:val="fr-CA"/>
+        </w:rPr>
         <w:t>: Résultats de simulation du comparateur 4 bit</w:t>
       </w:r>
       <w:r>
+        <w:rPr>
+          <w:lang w:val="fr-CA"/>
+        </w:rPr>
         <w:t>s</w:t>
       </w:r>
     </w:p>
@@ -18703,7 +18318,6 @@
                 <w:szCs w:val="24"/>
                 <w:lang w:val="fr-CA"/>
               </w:rPr>
-              <w:lastRenderedPageBreak/>
               <w:t>1010</w:t>
             </w:r>
           </w:p>
@@ -18984,14 +18598,23 @@
       <w:pPr>
         <w:pStyle w:val="Caption"/>
         <w:keepNext/>
+        <w:rPr>
+          <w:lang w:val="fr-CA"/>
+        </w:rPr>
       </w:pPr>
       <w:r>
+        <w:rPr>
+          <w:lang w:val="fr-CA"/>
+        </w:rPr>
         <w:t xml:space="preserve">Table </w:t>
       </w:r>
       <w:r>
         <w:fldChar w:fldCharType="begin"/>
       </w:r>
       <w:r>
+        <w:rPr>
+          <w:lang w:val="fr-CA"/>
+        </w:rPr>
         <w:instrText xml:space="preserve"> SEQ Table \* ARABIC </w:instrText>
       </w:r>
       <w:r>
@@ -19000,6 +18623,7 @@
       <w:r>
         <w:rPr>
           <w:noProof/>
+          <w:lang w:val="fr-CA"/>
         </w:rPr>
         <w:t>3</w:t>
       </w:r>
@@ -19007,21 +18631,15 @@
         <w:fldChar w:fldCharType="end"/>
       </w:r>
       <w:r>
-        <w:t>:</w:t>
+        <w:rPr>
+          <w:lang w:val="fr-CA"/>
+        </w:rPr>
+        <w:t>: Résultats de simulation du sélectionneur 4 bit</w:t>
       </w:r>
       <w:r>
-        <w:t xml:space="preserve"> </w:t>
-      </w:r>
-      <w:r>
-        <w:t>Résultats</w:t>
-      </w:r>
-      <w:r>
-        <w:t xml:space="preserve"> </w:t>
-      </w:r>
-      <w:r>
-        <w:t>de simulation du sélectionneur 4 bit</w:t>
-      </w:r>
-      <w:r>
+        <w:rPr>
+          <w:lang w:val="fr-CA"/>
+        </w:rPr>
         <w:t>s</w:t>
       </w:r>
     </w:p>
@@ -20009,14 +19627,23 @@
       <w:pPr>
         <w:pStyle w:val="Caption"/>
         <w:keepNext/>
+        <w:rPr>
+          <w:lang w:val="fr-CA"/>
+        </w:rPr>
       </w:pPr>
       <w:r>
+        <w:rPr>
+          <w:lang w:val="fr-CA"/>
+        </w:rPr>
         <w:t xml:space="preserve">Table </w:t>
       </w:r>
       <w:r>
         <w:fldChar w:fldCharType="begin"/>
       </w:r>
       <w:r>
+        <w:rPr>
+          <w:lang w:val="fr-CA"/>
+        </w:rPr>
         <w:instrText xml:space="preserve"> SEQ Table \* ARABIC </w:instrText>
       </w:r>
       <w:r>
@@ -20025,6 +19652,7 @@
       <w:r>
         <w:rPr>
           <w:noProof/>
+          <w:lang w:val="fr-CA"/>
         </w:rPr>
         <w:t>4</w:t>
       </w:r>
@@ -20032,15 +19660,15 @@
         <w:fldChar w:fldCharType="end"/>
       </w:r>
       <w:r>
-        <w:t>: Résultats</w:t>
+        <w:rPr>
+          <w:lang w:val="fr-CA"/>
+        </w:rPr>
+        <w:t>: Résultats de simulation du compteur 4 bit</w:t>
       </w:r>
       <w:r>
-        <w:t xml:space="preserve"> </w:t>
-      </w:r>
-      <w:r>
-        <w:t>de simulation du compteur 4 bit</w:t>
-      </w:r>
-      <w:r>
+        <w:rPr>
+          <w:lang w:val="fr-CA"/>
+        </w:rPr>
         <w:t>s</w:t>
       </w:r>
     </w:p>
@@ -21665,16 +21293,7 @@
                 <w:szCs w:val="24"/>
                 <w:lang w:val="fr-CA"/>
               </w:rPr>
-              <w:t>0</w:t>
-            </w:r>
-            <w:r>
-              <w:rPr>
-                <w:rFonts w:ascii="Times New Roman" w:eastAsia="Times New Roman" w:hAnsi="Times New Roman" w:cs="Times New Roman"/>
-                <w:sz w:val="24"/>
-                <w:szCs w:val="24"/>
-                <w:lang w:val="fr-CA"/>
-              </w:rPr>
-              <w:t>0</w:t>
+              <w:t>00</w:t>
             </w:r>
             <w:r>
               <w:rPr>
@@ -21810,25 +21429,7 @@
                 <w:szCs w:val="24"/>
                 <w:lang w:val="fr-CA"/>
               </w:rPr>
-              <w:t>0</w:t>
-            </w:r>
-            <w:r>
-              <w:rPr>
-                <w:rFonts w:ascii="Times New Roman" w:eastAsia="Times New Roman" w:hAnsi="Times New Roman" w:cs="Times New Roman"/>
-                <w:sz w:val="24"/>
-                <w:szCs w:val="24"/>
-                <w:lang w:val="fr-CA"/>
-              </w:rPr>
-              <w:t>0</w:t>
-            </w:r>
-            <w:r>
-              <w:rPr>
-                <w:rFonts w:ascii="Times New Roman" w:eastAsia="Times New Roman" w:hAnsi="Times New Roman" w:cs="Times New Roman"/>
-                <w:sz w:val="24"/>
-                <w:szCs w:val="24"/>
-                <w:lang w:val="fr-CA"/>
-              </w:rPr>
-              <w:t>1</w:t>
+              <w:t>001</w:t>
             </w:r>
             <w:r>
               <w:rPr>
@@ -23113,14 +22714,23 @@
       <w:pPr>
         <w:pStyle w:val="Caption"/>
         <w:keepNext/>
+        <w:rPr>
+          <w:lang w:val="fr-CA"/>
+        </w:rPr>
       </w:pPr>
       <w:r>
+        <w:rPr>
+          <w:lang w:val="fr-CA"/>
+        </w:rPr>
         <w:t xml:space="preserve">Table </w:t>
       </w:r>
       <w:r>
         <w:fldChar w:fldCharType="begin"/>
       </w:r>
       <w:r>
+        <w:rPr>
+          <w:lang w:val="fr-CA"/>
+        </w:rPr>
         <w:instrText xml:space="preserve"> SEQ Table \* ARABIC </w:instrText>
       </w:r>
       <w:r>
@@ -23129,6 +22739,7 @@
       <w:r>
         <w:rPr>
           <w:noProof/>
+          <w:lang w:val="fr-CA"/>
         </w:rPr>
         <w:t>5</w:t>
       </w:r>
@@ -23136,24 +22747,33 @@
         <w:fldChar w:fldCharType="end"/>
       </w:r>
       <w:r>
-        <w:t>: Résultats</w:t>
+        <w:rPr>
+          <w:lang w:val="fr-CA"/>
+        </w:rPr>
+        <w:t xml:space="preserve">: Résultats de simulation du </w:t>
       </w:r>
       <w:r>
-        <w:t xml:space="preserve"> </w:t>
-      </w:r>
-      <w:r>
-        <w:t xml:space="preserve">de simulation du </w:t>
-      </w:r>
-      <w:r>
+        <w:rPr>
+          <w:lang w:val="fr-CA"/>
+        </w:rPr>
         <w:t>c</w:t>
       </w:r>
       <w:r>
+        <w:rPr>
+          <w:lang w:val="fr-CA"/>
+        </w:rPr>
         <w:t>ontr</w:t>
       </w:r>
       <w:r>
+        <w:rPr>
+          <w:lang w:val="fr-CA"/>
+        </w:rPr>
         <w:t>ô</w:t>
       </w:r>
       <w:r>
+        <w:rPr>
+          <w:lang w:val="fr-CA"/>
+        </w:rPr>
         <w:t xml:space="preserve">lleur </w:t>
       </w:r>
     </w:p>
@@ -24906,14 +24526,23 @@
       <w:pPr>
         <w:pStyle w:val="Caption"/>
         <w:keepNext/>
+        <w:rPr>
+          <w:lang w:val="fr-CA"/>
+        </w:rPr>
       </w:pPr>
       <w:r>
+        <w:rPr>
+          <w:lang w:val="fr-CA"/>
+        </w:rPr>
         <w:t xml:space="preserve">Table </w:t>
       </w:r>
       <w:r>
         <w:fldChar w:fldCharType="begin"/>
       </w:r>
       <w:r>
+        <w:rPr>
+          <w:lang w:val="fr-CA"/>
+        </w:rPr>
         <w:instrText xml:space="preserve"> SEQ Table \* ARABIC </w:instrText>
       </w:r>
       <w:r>
@@ -24922,6 +24551,7 @@
       <w:r>
         <w:rPr>
           <w:noProof/>
+          <w:lang w:val="fr-CA"/>
         </w:rPr>
         <w:t>6</w:t>
       </w:r>
@@ -24929,6 +24559,9 @@
         <w:fldChar w:fldCharType="end"/>
       </w:r>
       <w:r>
+        <w:rPr>
+          <w:lang w:val="fr-CA"/>
+        </w:rPr>
         <w:t>: Résultats de simulation du rebondisseur</w:t>
       </w:r>
     </w:p>
@@ -25357,14 +24990,23 @@
       <w:pPr>
         <w:pStyle w:val="Caption"/>
         <w:keepNext/>
+        <w:rPr>
+          <w:lang w:val="fr-CA"/>
+        </w:rPr>
       </w:pPr>
       <w:r>
+        <w:rPr>
+          <w:lang w:val="fr-CA"/>
+        </w:rPr>
         <w:t xml:space="preserve">Table </w:t>
       </w:r>
       <w:r>
         <w:fldChar w:fldCharType="begin"/>
       </w:r>
       <w:r>
+        <w:rPr>
+          <w:lang w:val="fr-CA"/>
+        </w:rPr>
         <w:instrText xml:space="preserve"> SEQ Table \* ARABIC </w:instrText>
       </w:r>
       <w:r>
@@ -25373,6 +25015,7 @@
       <w:r>
         <w:rPr>
           <w:noProof/>
+          <w:lang w:val="fr-CA"/>
         </w:rPr>
         <w:t>7</w:t>
       </w:r>
@@ -25380,13 +25023,10 @@
         <w:fldChar w:fldCharType="end"/>
       </w:r>
       <w:r>
-        <w:t>: Résultats</w:t>
-      </w:r>
-      <w:r>
-        <w:t xml:space="preserve"> </w:t>
-      </w:r>
-      <w:r>
-        <w:t>de simulation du système</w:t>
+        <w:rPr>
+          <w:lang w:val="fr-CA"/>
+        </w:rPr>
+        <w:t>: Résultats de simulation du système</w:t>
       </w:r>
     </w:p>
     <w:tbl>
@@ -34121,7 +33761,6 @@
           <w:lang w:val="fr-CA"/>
           <w14:ligatures w14:val="none"/>
         </w:rPr>
-        <w:lastRenderedPageBreak/>
         <w:t>Simulations</w:t>
       </w:r>
       <w:r>
@@ -34283,7 +33922,6 @@
         <w:rPr>
           <w:noProof/>
         </w:rPr>
-        <w:lastRenderedPageBreak/>
         <w:drawing>
           <wp:inline distT="0" distB="0" distL="0" distR="0" wp14:anchorId="09310F1D" wp14:editId="46F40684">
             <wp:extent cx="5600700" cy="2566987"/>
@@ -34440,7 +34078,6 @@
         <w:rPr>
           <w:noProof/>
         </w:rPr>
-        <w:lastRenderedPageBreak/>
         <w:drawing>
           <wp:inline distT="0" distB="0" distL="0" distR="0" wp14:anchorId="57F5F506" wp14:editId="11C5C225">
             <wp:extent cx="5667375" cy="2314178"/>
@@ -34669,7 +34306,6 @@
         <w:rPr>
           <w:noProof/>
         </w:rPr>
-        <w:lastRenderedPageBreak/>
         <w:drawing>
           <wp:inline distT="0" distB="0" distL="0" distR="0" wp14:anchorId="1C2A30AA" wp14:editId="4A6A8158">
             <wp:extent cx="5638800" cy="2878138"/>
@@ -34749,7 +34385,7 @@
           <w:noProof/>
         </w:rPr>
         <w:drawing>
-          <wp:inline distT="0" distB="0" distL="0" distR="0" wp14:anchorId="5970EEE7" wp14:editId="28319455">
+          <wp:inline distT="0" distB="0" distL="0" distR="0" wp14:anchorId="5970EEE7" wp14:editId="4D1F1A38">
             <wp:extent cx="5610225" cy="1019810"/>
             <wp:effectExtent l="0" t="0" r="9525" b="8890"/>
             <wp:docPr id="1233965616" name="Picture 1233965616" descr="A screenshot of a computer screen&#10;&#10;Description automatically generated"/>
@@ -34821,7 +34457,7 @@
           <w:noProof/>
         </w:rPr>
         <w:drawing>
-          <wp:inline distT="0" distB="0" distL="0" distR="0" wp14:anchorId="2B11B861" wp14:editId="2704E34F">
+          <wp:inline distT="0" distB="0" distL="0" distR="0" wp14:anchorId="2B11B861" wp14:editId="027E94CC">
             <wp:extent cx="5610225" cy="946725"/>
             <wp:effectExtent l="0" t="0" r="0" b="0"/>
             <wp:docPr id="1778928823" name="Picture 1778928823" descr="A screenshot of a computer&#10;&#10;Description automatically generated"/>
@@ -34905,7 +34541,7 @@
           <w:noProof/>
         </w:rPr>
         <w:drawing>
-          <wp:inline distT="0" distB="0" distL="0" distR="0" wp14:anchorId="24802D7B" wp14:editId="0E93F13F">
+          <wp:inline distT="0" distB="0" distL="0" distR="0" wp14:anchorId="24802D7B" wp14:editId="11EB1483">
             <wp:extent cx="5610225" cy="1273988"/>
             <wp:effectExtent l="0" t="0" r="0" b="0"/>
             <wp:docPr id="115582248" name="Picture 115582248" descr="A screenshot of a computer&#10;&#10;Description automatically generated"/>
@@ -34976,9 +34612,8 @@
         <w:rPr>
           <w:noProof/>
         </w:rPr>
-        <w:lastRenderedPageBreak/>
         <w:drawing>
-          <wp:inline distT="0" distB="0" distL="0" distR="0" wp14:anchorId="5C594B82" wp14:editId="20E25A85">
+          <wp:inline distT="0" distB="0" distL="0" distR="0" wp14:anchorId="5C594B82" wp14:editId="4123B532">
             <wp:extent cx="5600700" cy="1260158"/>
             <wp:effectExtent l="0" t="0" r="0" b="0"/>
             <wp:docPr id="2050978489" name="Picture 2050978489" descr="A screenshot of a computer&#10;&#10;Description automatically generated"/>
@@ -35050,7 +34685,7 @@
           <w:noProof/>
         </w:rPr>
         <w:drawing>
-          <wp:inline distT="0" distB="0" distL="0" distR="0" wp14:anchorId="3822E6B4" wp14:editId="2E7467CF">
+          <wp:inline distT="0" distB="0" distL="0" distR="0" wp14:anchorId="3822E6B4" wp14:editId="363F9AD5">
             <wp:extent cx="5619750" cy="1264444"/>
             <wp:effectExtent l="0" t="0" r="0" b="0"/>
             <wp:docPr id="857574316" name="Picture 857574316"/>
@@ -35128,7 +34763,7 @@
           <w:noProof/>
         </w:rPr>
         <w:drawing>
-          <wp:inline distT="0" distB="0" distL="0" distR="0" wp14:anchorId="4F38AD37" wp14:editId="4E676EAD">
+          <wp:inline distT="0" distB="0" distL="0" distR="0" wp14:anchorId="4F38AD37" wp14:editId="14DB25A3">
             <wp:extent cx="5591175" cy="768787"/>
             <wp:effectExtent l="0" t="0" r="0" b="0"/>
             <wp:docPr id="1919244048" name="Picture 1919244048"/>
@@ -35200,7 +34835,7 @@
           <w:noProof/>
         </w:rPr>
         <w:drawing>
-          <wp:inline distT="0" distB="0" distL="0" distR="0" wp14:anchorId="61841DCF" wp14:editId="22205B9E">
+          <wp:inline distT="0" distB="0" distL="0" distR="0" wp14:anchorId="61841DCF" wp14:editId="4F0F3117">
             <wp:extent cx="5600700" cy="1925241"/>
             <wp:effectExtent l="0" t="0" r="0" b="0"/>
             <wp:docPr id="1309653924" name="Picture 1309653924"/>
@@ -35461,7 +35096,6 @@
           <w:lang w:val="fr-CA"/>
           <w14:ligatures w14:val="none"/>
         </w:rPr>
-        <w:lastRenderedPageBreak/>
         <w:t xml:space="preserve">L’application du </w:t>
       </w:r>
       <w:r>
@@ -35748,7 +35382,7 @@
 </file>
 
 <file path=word/endnotes.xml><?xml version="1.0" encoding="utf-8"?>
-<w:endnotes xmlns:wpc="http://schemas.microsoft.com/office/word/2010/wordprocessingCanvas" xmlns:cx="http://schemas.microsoft.com/office/drawing/2014/chartex" xmlns:cx1="http://schemas.microsoft.com/office/drawing/2015/9/8/chartex" xmlns:cx2="http://schemas.microsoft.com/office/drawing/2015/10/21/chartex" xmlns:cx3="http://schemas.microsoft.com/office/drawing/2016/5/9/chartex" xmlns:cx4="http://schemas.microsoft.com/office/drawing/2016/5/10/chartex" xmlns:cx5="http://schemas.microsoft.com/office/drawing/2016/5/11/chartex" xmlns:cx6="http://schemas.microsoft.com/office/drawing/2016/5/12/chartex" xmlns:cx7="http://schemas.microsoft.com/office/drawing/2016/5/13/chartex" xmlns:cx8="http://schemas.microsoft.com/office/drawing/2016/5/14/chartex" xmlns:mc="http://schemas.openxmlformats.org/markup-compatibility/2006" xmlns:aink="http://schemas.microsoft.com/office/drawing/2016/ink" xmlns:am3d="http://schemas.microsoft.com/office/drawing/2017/model3d" xmlns:o="urn:schemas-microsoft-com:office:office" xmlns:oel="http://schemas.microsoft.com/office/2019/extlst" xmlns:r="http://schemas.openxmlformats.org/officeDocument/2006/relationships" xmlns:m="http://schemas.openxmlformats.org/officeDocument/2006/math" xmlns:v="urn:schemas-microsoft-com:vml" xmlns:wp14="http://schemas.microsoft.com/office/word/2010/wordprocessingDrawing" xmlns:wp="http://schemas.openxmlformats.org/drawingml/2006/wordprocessingDrawing" xmlns:w10="urn:schemas-microsoft-com:office:word" xmlns:w="http://schemas.openxmlformats.org/wordprocessingml/2006/main" xmlns:w14="http://schemas.microsoft.com/office/word/2010/wordml" xmlns:w15="http://schemas.microsoft.com/office/word/2012/wordml" xmlns:w16cex="http://schemas.microsoft.com/office/word/2018/wordml/cex" xmlns:w16cid="http://schemas.microsoft.com/office/word/2016/wordml/cid" xmlns:w16="http://schemas.microsoft.com/office/word/2018/wordml" xmlns:w16sdtdh="http://schemas.microsoft.com/office/word/2020/wordml/sdtdatahash" xmlns:w16se="http://schemas.microsoft.com/office/word/2015/wordml/symex" xmlns:wpg="http://schemas.microsoft.com/office/word/2010/wordprocessingGroup" xmlns:wpi="http://schemas.microsoft.com/office/word/2010/wordprocessingInk" xmlns:wne="http://schemas.microsoft.com/office/word/2006/wordml" xmlns:wps="http://schemas.microsoft.com/office/word/2010/wordprocessingShape" mc:Ignorable="w14 w15 w16se w16cid w16 w16cex w16sdtdh wp14">
+<w:endnotes xmlns:wpc="http://schemas.microsoft.com/office/word/2010/wordprocessingCanvas" xmlns:cx="http://schemas.microsoft.com/office/drawing/2014/chartex" xmlns:cx1="http://schemas.microsoft.com/office/drawing/2015/9/8/chartex" xmlns:cx2="http://schemas.microsoft.com/office/drawing/2015/10/21/chartex" xmlns:cx3="http://schemas.microsoft.com/office/drawing/2016/5/9/chartex" xmlns:cx4="http://schemas.microsoft.com/office/drawing/2016/5/10/chartex" xmlns:cx5="http://schemas.microsoft.com/office/drawing/2016/5/11/chartex" xmlns:cx6="http://schemas.microsoft.com/office/drawing/2016/5/12/chartex" xmlns:cx7="http://schemas.microsoft.com/office/drawing/2016/5/13/chartex" xmlns:cx8="http://schemas.microsoft.com/office/drawing/2016/5/14/chartex" xmlns:mc="http://schemas.openxmlformats.org/markup-compatibility/2006" xmlns:aink="http://schemas.microsoft.com/office/drawing/2016/ink" xmlns:am3d="http://schemas.microsoft.com/office/drawing/2017/model3d" xmlns:o="urn:schemas-microsoft-com:office:office" xmlns:oel="http://schemas.microsoft.com/office/2019/extlst" xmlns:r="http://schemas.openxmlformats.org/officeDocument/2006/relationships" xmlns:m="http://schemas.openxmlformats.org/officeDocument/2006/math" xmlns:v="urn:schemas-microsoft-com:vml" xmlns:wp14="http://schemas.microsoft.com/office/word/2010/wordprocessingDrawing" xmlns:wp="http://schemas.openxmlformats.org/drawingml/2006/wordprocessingDrawing" xmlns:w10="urn:schemas-microsoft-com:office:word" xmlns:w="http://schemas.openxmlformats.org/wordprocessingml/2006/main" xmlns:w14="http://schemas.microsoft.com/office/word/2010/wordml" xmlns:w15="http://schemas.microsoft.com/office/word/2012/wordml" xmlns:w16cex="http://schemas.microsoft.com/office/word/2018/wordml/cex" xmlns:w16cid="http://schemas.microsoft.com/office/word/2016/wordml/cid" xmlns:w16="http://schemas.microsoft.com/office/word/2018/wordml" xmlns:w16du="http://schemas.microsoft.com/office/word/2023/wordml/word16du" xmlns:w16sdtdh="http://schemas.microsoft.com/office/word/2020/wordml/sdtdatahash" xmlns:w16sdtfl="http://schemas.microsoft.com/office/word/2024/wordml/sdtformatlock" xmlns:w16se="http://schemas.microsoft.com/office/word/2015/wordml/symex" xmlns:wpg="http://schemas.microsoft.com/office/word/2010/wordprocessingGroup" xmlns:wpi="http://schemas.microsoft.com/office/word/2010/wordprocessingInk" xmlns:wne="http://schemas.microsoft.com/office/word/2006/wordml" xmlns:wps="http://schemas.microsoft.com/office/word/2010/wordprocessingShape" mc:Ignorable="w14 w15 w16se w16cid w16 w16cex w16sdtdh w16sdtfl w16du wp14">
   <w:endnote w:type="separator" w:id="-1">
     <w:p>
       <w:pPr>
@@ -35773,7 +35407,7 @@
 </file>
 
 <file path=word/footnotes.xml><?xml version="1.0" encoding="utf-8"?>
-<w:footnotes xmlns:wpc="http://schemas.microsoft.com/office/word/2010/wordprocessingCanvas" xmlns:cx="http://schemas.microsoft.com/office/drawing/2014/chartex" xmlns:cx1="http://schemas.microsoft.com/office/drawing/2015/9/8/chartex" xmlns:cx2="http://schemas.microsoft.com/office/drawing/2015/10/21/chartex" xmlns:cx3="http://schemas.microsoft.com/office/drawing/2016/5/9/chartex" xmlns:cx4="http://schemas.microsoft.com/office/drawing/2016/5/10/chartex" xmlns:cx5="http://schemas.microsoft.com/office/drawing/2016/5/11/chartex" xmlns:cx6="http://schemas.microsoft.com/office/drawing/2016/5/12/chartex" xmlns:cx7="http://schemas.microsoft.com/office/drawing/2016/5/13/chartex" xmlns:cx8="http://schemas.microsoft.com/office/drawing/2016/5/14/chartex" xmlns:mc="http://schemas.openxmlformats.org/markup-compatibility/2006" xmlns:aink="http://schemas.microsoft.com/office/drawing/2016/ink" xmlns:am3d="http://schemas.microsoft.com/office/drawing/2017/model3d" xmlns:o="urn:schemas-microsoft-com:office:office" xmlns:oel="http://schemas.microsoft.com/office/2019/extlst" xmlns:r="http://schemas.openxmlformats.org/officeDocument/2006/relationships" xmlns:m="http://schemas.openxmlformats.org/officeDocument/2006/math" xmlns:v="urn:schemas-microsoft-com:vml" xmlns:wp14="http://schemas.microsoft.com/office/word/2010/wordprocessingDrawing" xmlns:wp="http://schemas.openxmlformats.org/drawingml/2006/wordprocessingDrawing" xmlns:w10="urn:schemas-microsoft-com:office:word" xmlns:w="http://schemas.openxmlformats.org/wordprocessingml/2006/main" xmlns:w14="http://schemas.microsoft.com/office/word/2010/wordml" xmlns:w15="http://schemas.microsoft.com/office/word/2012/wordml" xmlns:w16cex="http://schemas.microsoft.com/office/word/2018/wordml/cex" xmlns:w16cid="http://schemas.microsoft.com/office/word/2016/wordml/cid" xmlns:w16="http://schemas.microsoft.com/office/word/2018/wordml" xmlns:w16sdtdh="http://schemas.microsoft.com/office/word/2020/wordml/sdtdatahash" xmlns:w16se="http://schemas.microsoft.com/office/word/2015/wordml/symex" xmlns:wpg="http://schemas.microsoft.com/office/word/2010/wordprocessingGroup" xmlns:wpi="http://schemas.microsoft.com/office/word/2010/wordprocessingInk" xmlns:wne="http://schemas.microsoft.com/office/word/2006/wordml" xmlns:wps="http://schemas.microsoft.com/office/word/2010/wordprocessingShape" mc:Ignorable="w14 w15 w16se w16cid w16 w16cex w16sdtdh wp14">
+<w:footnotes xmlns:wpc="http://schemas.microsoft.com/office/word/2010/wordprocessingCanvas" xmlns:cx="http://schemas.microsoft.com/office/drawing/2014/chartex" xmlns:cx1="http://schemas.microsoft.com/office/drawing/2015/9/8/chartex" xmlns:cx2="http://schemas.microsoft.com/office/drawing/2015/10/21/chartex" xmlns:cx3="http://schemas.microsoft.com/office/drawing/2016/5/9/chartex" xmlns:cx4="http://schemas.microsoft.com/office/drawing/2016/5/10/chartex" xmlns:cx5="http://schemas.microsoft.com/office/drawing/2016/5/11/chartex" xmlns:cx6="http://schemas.microsoft.com/office/drawing/2016/5/12/chartex" xmlns:cx7="http://schemas.microsoft.com/office/drawing/2016/5/13/chartex" xmlns:cx8="http://schemas.microsoft.com/office/drawing/2016/5/14/chartex" xmlns:mc="http://schemas.openxmlformats.org/markup-compatibility/2006" xmlns:aink="http://schemas.microsoft.com/office/drawing/2016/ink" xmlns:am3d="http://schemas.microsoft.com/office/drawing/2017/model3d" xmlns:o="urn:schemas-microsoft-com:office:office" xmlns:oel="http://schemas.microsoft.com/office/2019/extlst" xmlns:r="http://schemas.openxmlformats.org/officeDocument/2006/relationships" xmlns:m="http://schemas.openxmlformats.org/officeDocument/2006/math" xmlns:v="urn:schemas-microsoft-com:vml" xmlns:wp14="http://schemas.microsoft.com/office/word/2010/wordprocessingDrawing" xmlns:wp="http://schemas.openxmlformats.org/drawingml/2006/wordprocessingDrawing" xmlns:w10="urn:schemas-microsoft-com:office:word" xmlns:w="http://schemas.openxmlformats.org/wordprocessingml/2006/main" xmlns:w14="http://schemas.microsoft.com/office/word/2010/wordml" xmlns:w15="http://schemas.microsoft.com/office/word/2012/wordml" xmlns:w16cex="http://schemas.microsoft.com/office/word/2018/wordml/cex" xmlns:w16cid="http://schemas.microsoft.com/office/word/2016/wordml/cid" xmlns:w16="http://schemas.microsoft.com/office/word/2018/wordml" xmlns:w16du="http://schemas.microsoft.com/office/word/2023/wordml/word16du" xmlns:w16sdtdh="http://schemas.microsoft.com/office/word/2020/wordml/sdtdatahash" xmlns:w16sdtfl="http://schemas.microsoft.com/office/word/2024/wordml/sdtformatlock" xmlns:w16se="http://schemas.microsoft.com/office/word/2015/wordml/symex" xmlns:wpg="http://schemas.microsoft.com/office/word/2010/wordprocessingGroup" xmlns:wpi="http://schemas.microsoft.com/office/word/2010/wordprocessingInk" xmlns:wne="http://schemas.microsoft.com/office/word/2006/wordml" xmlns:wps="http://schemas.microsoft.com/office/word/2010/wordprocessingShape" mc:Ignorable="w14 w15 w16se w16cid w16 w16cex w16sdtdh w16sdtfl w16du wp14">
   <w:footnote w:type="separator" w:id="-1">
     <w:p>
       <w:pPr>
@@ -35798,7 +35432,7 @@
 </file>
 
 <file path=word/numbering.xml><?xml version="1.0" encoding="utf-8"?>
-<w:numbering xmlns:wpc="http://schemas.microsoft.com/office/word/2010/wordprocessingCanvas" xmlns:cx="http://schemas.microsoft.com/office/drawing/2014/chartex" xmlns:cx1="http://schemas.microsoft.com/office/drawing/2015/9/8/chartex" xmlns:cx2="http://schemas.microsoft.com/office/drawing/2015/10/21/chartex" xmlns:cx3="http://schemas.microsoft.com/office/drawing/2016/5/9/chartex" xmlns:cx4="http://schemas.microsoft.com/office/drawing/2016/5/10/chartex" xmlns:cx5="http://schemas.microsoft.com/office/drawing/2016/5/11/chartex" xmlns:cx6="http://schemas.microsoft.com/office/drawing/2016/5/12/chartex" xmlns:cx7="http://schemas.microsoft.com/office/drawing/2016/5/13/chartex" xmlns:cx8="http://schemas.microsoft.com/office/drawing/2016/5/14/chartex" xmlns:mc="http://schemas.openxmlformats.org/markup-compatibility/2006" xmlns:aink="http://schemas.microsoft.com/office/drawing/2016/ink" xmlns:am3d="http://schemas.microsoft.com/office/drawing/2017/model3d" xmlns:o="urn:schemas-microsoft-com:office:office" xmlns:oel="http://schemas.microsoft.com/office/2019/extlst" xmlns:r="http://schemas.openxmlformats.org/officeDocument/2006/relationships" xmlns:m="http://schemas.openxmlformats.org/officeDocument/2006/math" xmlns:v="urn:schemas-microsoft-com:vml" xmlns:wp14="http://schemas.microsoft.com/office/word/2010/wordprocessingDrawing" xmlns:wp="http://schemas.openxmlformats.org/drawingml/2006/wordprocessingDrawing" xmlns:w10="urn:schemas-microsoft-com:office:word" xmlns:w="http://schemas.openxmlformats.org/wordprocessingml/2006/main" xmlns:w14="http://schemas.microsoft.com/office/word/2010/wordml" xmlns:w15="http://schemas.microsoft.com/office/word/2012/wordml" xmlns:w16cex="http://schemas.microsoft.com/office/word/2018/wordml/cex" xmlns:w16cid="http://schemas.microsoft.com/office/word/2016/wordml/cid" xmlns:w16="http://schemas.microsoft.com/office/word/2018/wordml" xmlns:w16sdtdh="http://schemas.microsoft.com/office/word/2020/wordml/sdtdatahash" xmlns:w16se="http://schemas.microsoft.com/office/word/2015/wordml/symex" xmlns:wpg="http://schemas.microsoft.com/office/word/2010/wordprocessingGroup" xmlns:wpi="http://schemas.microsoft.com/office/word/2010/wordprocessingInk" xmlns:wne="http://schemas.microsoft.com/office/word/2006/wordml" xmlns:wps="http://schemas.microsoft.com/office/word/2010/wordprocessingShape" mc:Ignorable="w14 w15 w16se w16cid w16 w16cex w16sdtdh wp14">
+<w:numbering xmlns:wpc="http://schemas.microsoft.com/office/word/2010/wordprocessingCanvas" xmlns:cx="http://schemas.microsoft.com/office/drawing/2014/chartex" xmlns:cx1="http://schemas.microsoft.com/office/drawing/2015/9/8/chartex" xmlns:cx2="http://schemas.microsoft.com/office/drawing/2015/10/21/chartex" xmlns:cx3="http://schemas.microsoft.com/office/drawing/2016/5/9/chartex" xmlns:cx4="http://schemas.microsoft.com/office/drawing/2016/5/10/chartex" xmlns:cx5="http://schemas.microsoft.com/office/drawing/2016/5/11/chartex" xmlns:cx6="http://schemas.microsoft.com/office/drawing/2016/5/12/chartex" xmlns:cx7="http://schemas.microsoft.com/office/drawing/2016/5/13/chartex" xmlns:cx8="http://schemas.microsoft.com/office/drawing/2016/5/14/chartex" xmlns:mc="http://schemas.openxmlformats.org/markup-compatibility/2006" xmlns:aink="http://schemas.microsoft.com/office/drawing/2016/ink" xmlns:am3d="http://schemas.microsoft.com/office/drawing/2017/model3d" xmlns:o="urn:schemas-microsoft-com:office:office" xmlns:oel="http://schemas.microsoft.com/office/2019/extlst" xmlns:r="http://schemas.openxmlformats.org/officeDocument/2006/relationships" xmlns:m="http://schemas.openxmlformats.org/officeDocument/2006/math" xmlns:v="urn:schemas-microsoft-com:vml" xmlns:wp14="http://schemas.microsoft.com/office/word/2010/wordprocessingDrawing" xmlns:wp="http://schemas.openxmlformats.org/drawingml/2006/wordprocessingDrawing" xmlns:w10="urn:schemas-microsoft-com:office:word" xmlns:w="http://schemas.openxmlformats.org/wordprocessingml/2006/main" xmlns:w14="http://schemas.microsoft.com/office/word/2010/wordml" xmlns:w15="http://schemas.microsoft.com/office/word/2012/wordml" xmlns:w16cex="http://schemas.microsoft.com/office/word/2018/wordml/cex" xmlns:w16cid="http://schemas.microsoft.com/office/word/2016/wordml/cid" xmlns:w16="http://schemas.microsoft.com/office/word/2018/wordml" xmlns:w16du="http://schemas.microsoft.com/office/word/2023/wordml/word16du" xmlns:w16sdtdh="http://schemas.microsoft.com/office/word/2020/wordml/sdtdatahash" xmlns:w16sdtfl="http://schemas.microsoft.com/office/word/2024/wordml/sdtformatlock" xmlns:w16se="http://schemas.microsoft.com/office/word/2015/wordml/symex" xmlns:wpg="http://schemas.microsoft.com/office/word/2010/wordprocessingGroup" xmlns:wpi="http://schemas.microsoft.com/office/word/2010/wordprocessingInk" xmlns:wne="http://schemas.microsoft.com/office/word/2006/wordml" xmlns:wps="http://schemas.microsoft.com/office/word/2010/wordprocessingShape" mc:Ignorable="w14 w15 w16se w16cid w16 w16cex w16sdtdh w16sdtfl w16du wp14">
   <w:abstractNum w:abstractNumId="0" w15:restartNumberingAfterBreak="0">
     <w:nsid w:val="016E2273"/>
     <w:multiLevelType w:val="hybridMultilevel"/>
@@ -36936,7 +36570,7 @@
 </file>
 
 <file path=word/styles.xml><?xml version="1.0" encoding="utf-8"?>
-<w:styles xmlns:mc="http://schemas.openxmlformats.org/markup-compatibility/2006" xmlns:r="http://schemas.openxmlformats.org/officeDocument/2006/relationships" xmlns:w="http://schemas.openxmlformats.org/wordprocessingml/2006/main" xmlns:w14="http://schemas.microsoft.com/office/word/2010/wordml" xmlns:w15="http://schemas.microsoft.com/office/word/2012/wordml" xmlns:w16cex="http://schemas.microsoft.com/office/word/2018/wordml/cex" xmlns:w16cid="http://schemas.microsoft.com/office/word/2016/wordml/cid" xmlns:w16="http://schemas.microsoft.com/office/word/2018/wordml" xmlns:w16sdtdh="http://schemas.microsoft.com/office/word/2020/wordml/sdtdatahash" xmlns:w16se="http://schemas.microsoft.com/office/word/2015/wordml/symex" mc:Ignorable="w14 w15 w16se w16cid w16 w16cex w16sdtdh">
+<w:styles xmlns:mc="http://schemas.openxmlformats.org/markup-compatibility/2006" xmlns:r="http://schemas.openxmlformats.org/officeDocument/2006/relationships" xmlns:w="http://schemas.openxmlformats.org/wordprocessingml/2006/main" xmlns:w14="http://schemas.microsoft.com/office/word/2010/wordml" xmlns:w15="http://schemas.microsoft.com/office/word/2012/wordml" xmlns:w16cex="http://schemas.microsoft.com/office/word/2018/wordml/cex" xmlns:w16cid="http://schemas.microsoft.com/office/word/2016/wordml/cid" xmlns:w16="http://schemas.microsoft.com/office/word/2018/wordml" xmlns:w16du="http://schemas.microsoft.com/office/word/2023/wordml/word16du" xmlns:w16sdtdh="http://schemas.microsoft.com/office/word/2020/wordml/sdtdatahash" xmlns:w16sdtfl="http://schemas.microsoft.com/office/word/2024/wordml/sdtformatlock" xmlns:w16se="http://schemas.microsoft.com/office/word/2015/wordml/symex" mc:Ignorable="w14 w15 w16se w16cid w16 w16cex w16sdtdh w16sdtfl w16du">
   <w:docDefaults>
     <w:rPrDefault>
       <w:rPr>
